--- a/docs/16_분반활동_계획보고서.docx
+++ b/docs/16_분반활동_계획보고서.docx
@@ -11,7 +11,7 @@
         <w:rPr>
           <w:b w:val="0"/>
         </w:rPr>
-        <w:t>(교회명) 교회학교 유치·아동부 분반 활동 계획 및 보고서</w:t>
+        <w:t>(교회명) 유치부·아동부 주일 분반 활동 계획 겸 보고서</w:t>
       </w:r>
     </w:p>
     <w:p>
@@ -22,7 +22,7 @@
         <w:rPr>
           <w:b w:val="0"/>
         </w:rPr>
-        <w:t>1. 기본 정보</w:t>
+        <w:t>개요</w:t>
       </w:r>
     </w:p>
     <w:p>
@@ -31,15 +31,9 @@
       </w:pPr>
       <w:r>
         <w:rPr>
-          <w:b/>
-        </w:rPr>
-        <w:t>부서명:</w:t>
-      </w:r>
-      <w:r>
-        <w:rPr>
           <w:b w:val="0"/>
         </w:rPr>
-        <w:t xml:space="preserve"> (교회명) 유치·아동부</w:t>
+        <w:t>주제 : ________</w:t>
       </w:r>
     </w:p>
     <w:p>
@@ -48,15 +42,9 @@
       </w:pPr>
       <w:r>
         <w:rPr>
-          <w:b/>
-        </w:rPr>
-        <w:t>해당 월:</w:t>
-      </w:r>
-      <w:r>
-        <w:rPr>
           <w:b w:val="0"/>
         </w:rPr>
-        <w:t xml:space="preserve"> 202__년 ____월</w:t>
+        <w:t>주제 말씀 : ________</w:t>
       </w:r>
     </w:p>
     <w:p>
@@ -65,15 +53,9 @@
       </w:pPr>
       <w:r>
         <w:rPr>
-          <w:b/>
-        </w:rPr>
-        <w:t>지도 교사:</w:t>
-      </w:r>
-      <w:r>
-        <w:rPr>
           <w:b w:val="0"/>
         </w:rPr>
-        <w:t xml:space="preserve"> ________ (인)</w:t>
+        <w:t>목적 : 말씀을 배우고 활동을 통해 생활 속에서 실천한다.</w:t>
       </w:r>
     </w:p>
     <w:p>
@@ -82,15 +64,42 @@
       </w:pPr>
       <w:r>
         <w:rPr>
-          <w:b/>
+          <w:b w:val="0"/>
         </w:rPr>
-        <w:t>부장 확인:</w:t>
+        <w:t>장소 : ________</w:t>
       </w:r>
+    </w:p>
+    <w:p>
+      <w:pPr>
+        <w:pStyle w:val="ListBullet"/>
+      </w:pPr>
       <w:r>
         <w:rPr>
           <w:b w:val="0"/>
         </w:rPr>
-        <w:t xml:space="preserve"> ________ (인)</w:t>
+        <w:t>일시 : ________년 ________월 매주 주일 ________</w:t>
+      </w:r>
+    </w:p>
+    <w:p>
+      <w:pPr>
+        <w:pStyle w:val="ListBullet"/>
+      </w:pPr>
+      <w:r>
+        <w:rPr>
+          <w:b w:val="0"/>
+        </w:rPr>
+        <w:t>담당 : ________</w:t>
+      </w:r>
+    </w:p>
+    <w:p>
+      <w:pPr>
+        <w:pStyle w:val="ListBullet"/>
+      </w:pPr>
+      <w:r>
+        <w:rPr>
+          <w:b w:val="0"/>
+        </w:rPr>
+        <w:t>대상 : ________부 ________반 (예상 인원 ________명: 학생 ________, 교사 ________)</w:t>
       </w:r>
     </w:p>
     <w:p>
@@ -101,7 +110,7 @@
         <w:rPr>
           <w:b w:val="0"/>
         </w:rPr>
-        <w:t>2. 주차별 공과 활동 계획 및 결과 (월간 총괄)</w:t>
+        <w:t>주차별 계획 및 보고</w:t>
       </w:r>
     </w:p>
     <w:tbl>
@@ -111,32 +120,18 @@
         <w:tblLook w:firstColumn="1" w:firstRow="1" w:lastColumn="0" w:lastRow="0" w:noHBand="0" w:noVBand="1" w:val="04A0"/>
       </w:tblPr>
       <w:tblGrid>
-        <w:gridCol w:w="1080"/>
-        <w:gridCol w:w="1080"/>
-        <w:gridCol w:w="1080"/>
-        <w:gridCol w:w="1080"/>
-        <w:gridCol w:w="1080"/>
-        <w:gridCol w:w="1080"/>
-        <w:gridCol w:w="1080"/>
-        <w:gridCol w:w="1080"/>
+        <w:gridCol w:w="1234"/>
+        <w:gridCol w:w="1234"/>
+        <w:gridCol w:w="1234"/>
+        <w:gridCol w:w="1234"/>
+        <w:gridCol w:w="1234"/>
+        <w:gridCol w:w="1234"/>
+        <w:gridCol w:w="1234"/>
       </w:tblGrid>
       <w:tr>
         <w:tc>
           <w:tcPr>
-            <w:tcW w:type="dxa" w:w="1080"/>
-          </w:tcPr>
-          <w:p>
-            <w:r>
-              <w:rPr>
-                <w:b/>
-              </w:rPr>
-              <w:t>주차</w:t>
-            </w:r>
-          </w:p>
-        </w:tc>
-        <w:tc>
-          <w:tcPr>
-            <w:tcW w:type="dxa" w:w="1080"/>
+            <w:tcW w:type="dxa" w:w="1234"/>
           </w:tcPr>
           <w:p>
             <w:r>
@@ -149,20 +144,20 @@
         </w:tc>
         <w:tc>
           <w:tcPr>
-            <w:tcW w:type="dxa" w:w="1080"/>
+            <w:tcW w:type="dxa" w:w="1234"/>
           </w:tcPr>
           <w:p>
             <w:r>
               <w:rPr>
                 <w:b/>
               </w:rPr>
-              <w:t>성경 본문</w:t>
+              <w:t>본문 장절</w:t>
             </w:r>
           </w:p>
         </w:tc>
         <w:tc>
           <w:tcPr>
-            <w:tcW w:type="dxa" w:w="1080"/>
+            <w:tcW w:type="dxa" w:w="1234"/>
           </w:tcPr>
           <w:p>
             <w:r>
@@ -175,20 +170,20 @@
         </w:tc>
         <w:tc>
           <w:tcPr>
-            <w:tcW w:type="dxa" w:w="1080"/>
+            <w:tcW w:type="dxa" w:w="1234"/>
           </w:tcPr>
           <w:p>
             <w:r>
               <w:rPr>
                 <w:b/>
               </w:rPr>
-              <w:t>주요 활동</w:t>
+              <w:t>활동</w:t>
             </w:r>
           </w:p>
         </w:tc>
         <w:tc>
           <w:tcPr>
-            <w:tcW w:type="dxa" w:w="1080"/>
+            <w:tcW w:type="dxa" w:w="1234"/>
           </w:tcPr>
           <w:p>
             <w:r>
@@ -201,7 +196,7 @@
         </w:tc>
         <w:tc>
           <w:tcPr>
-            <w:tcW w:type="dxa" w:w="1080"/>
+            <w:tcW w:type="dxa" w:w="1234"/>
           </w:tcPr>
           <w:p>
             <w:r>
@@ -214,14 +209,14 @@
         </w:tc>
         <w:tc>
           <w:tcPr>
-            <w:tcW w:type="dxa" w:w="1080"/>
+            <w:tcW w:type="dxa" w:w="1234"/>
           </w:tcPr>
           <w:p>
             <w:r>
               <w:rPr>
                 <w:b/>
               </w:rPr>
-              <w:t>반응 및 피드백</w:t>
+              <w:t>반응</w:t>
             </w:r>
           </w:p>
         </w:tc>
@@ -229,59 +224,7 @@
       <w:tr>
         <w:tc>
           <w:tcPr>
-            <w:tcW w:type="dxa" w:w="1080"/>
-          </w:tcPr>
-          <w:p>
-            <w:r>
-              <w:rPr>
-                <w:b w:val="0"/>
-              </w:rPr>
-              <w:t>1주</w:t>
-            </w:r>
-          </w:p>
-        </w:tc>
-        <w:tc>
-          <w:tcPr>
-            <w:tcW w:type="dxa" w:w="1080"/>
-          </w:tcPr>
-          <w:p>
-            <w:r>
-              <w:rPr>
-                <w:b w:val="0"/>
-              </w:rPr>
-              <w:t>202__-____-____</w:t>
-            </w:r>
-          </w:p>
-        </w:tc>
-        <w:tc>
-          <w:tcPr>
-            <w:tcW w:type="dxa" w:w="1080"/>
-          </w:tcPr>
-          <w:p>
-            <w:r>
-              <w:rPr>
-                <w:b w:val="0"/>
-              </w:rPr>
-              <w:t>(확인 필요)</w:t>
-            </w:r>
-          </w:p>
-        </w:tc>
-        <w:tc>
-          <w:tcPr>
-            <w:tcW w:type="dxa" w:w="1080"/>
-          </w:tcPr>
-          <w:p>
-            <w:r>
-              <w:rPr>
-                <w:b w:val="0"/>
-              </w:rPr>
-              <w:t>(확인 필요)</w:t>
-            </w:r>
-          </w:p>
-        </w:tc>
-        <w:tc>
-          <w:tcPr>
-            <w:tcW w:type="dxa" w:w="1080"/>
+            <w:tcW w:type="dxa" w:w="1234"/>
           </w:tcPr>
           <w:p>
             <w:r>
@@ -294,7 +237,7 @@
         </w:tc>
         <w:tc>
           <w:tcPr>
-            <w:tcW w:type="dxa" w:w="1080"/>
+            <w:tcW w:type="dxa" w:w="1234"/>
           </w:tcPr>
           <w:p>
             <w:r>
@@ -307,20 +250,59 @@
         </w:tc>
         <w:tc>
           <w:tcPr>
-            <w:tcW w:type="dxa" w:w="1080"/>
+            <w:tcW w:type="dxa" w:w="1234"/>
           </w:tcPr>
           <w:p>
             <w:r>
               <w:rPr>
                 <w:b w:val="0"/>
               </w:rPr>
-              <w:t>____명</w:t>
+              <w:t>________</w:t>
             </w:r>
           </w:p>
         </w:tc>
         <w:tc>
           <w:tcPr>
-            <w:tcW w:type="dxa" w:w="1080"/>
+            <w:tcW w:type="dxa" w:w="1234"/>
+          </w:tcPr>
+          <w:p>
+            <w:r>
+              <w:rPr>
+                <w:b w:val="0"/>
+              </w:rPr>
+              <w:t>________</w:t>
+            </w:r>
+          </w:p>
+        </w:tc>
+        <w:tc>
+          <w:tcPr>
+            <w:tcW w:type="dxa" w:w="1234"/>
+          </w:tcPr>
+          <w:p>
+            <w:r>
+              <w:rPr>
+                <w:b w:val="0"/>
+              </w:rPr>
+              <w:t>________</w:t>
+            </w:r>
+          </w:p>
+        </w:tc>
+        <w:tc>
+          <w:tcPr>
+            <w:tcW w:type="dxa" w:w="1234"/>
+          </w:tcPr>
+          <w:p>
+            <w:r>
+              <w:rPr>
+                <w:b w:val="0"/>
+              </w:rPr>
+              <w:t>________명</w:t>
+            </w:r>
+          </w:p>
+        </w:tc>
+        <w:tc>
+          <w:tcPr>
+            <w:tcW w:type="dxa" w:w="1234"/>
           </w:tcPr>
           <w:p>
             <w:r>
@@ -335,59 +317,7 @@
       <w:tr>
         <w:tc>
           <w:tcPr>
-            <w:tcW w:type="dxa" w:w="1080"/>
-          </w:tcPr>
-          <w:p>
-            <w:r>
-              <w:rPr>
-                <w:b w:val="0"/>
-              </w:rPr>
-              <w:t>2주</w:t>
-            </w:r>
-          </w:p>
-        </w:tc>
-        <w:tc>
-          <w:tcPr>
-            <w:tcW w:type="dxa" w:w="1080"/>
-          </w:tcPr>
-          <w:p>
-            <w:r>
-              <w:rPr>
-                <w:b w:val="0"/>
-              </w:rPr>
-              <w:t>202__-____-____</w:t>
-            </w:r>
-          </w:p>
-        </w:tc>
-        <w:tc>
-          <w:tcPr>
-            <w:tcW w:type="dxa" w:w="1080"/>
-          </w:tcPr>
-          <w:p>
-            <w:r>
-              <w:rPr>
-                <w:b w:val="0"/>
-              </w:rPr>
-              <w:t>(확인 필요)</w:t>
-            </w:r>
-          </w:p>
-        </w:tc>
-        <w:tc>
-          <w:tcPr>
-            <w:tcW w:type="dxa" w:w="1080"/>
-          </w:tcPr>
-          <w:p>
-            <w:r>
-              <w:rPr>
-                <w:b w:val="0"/>
-              </w:rPr>
-              <w:t>(확인 필요)</w:t>
-            </w:r>
-          </w:p>
-        </w:tc>
-        <w:tc>
-          <w:tcPr>
-            <w:tcW w:type="dxa" w:w="1080"/>
+            <w:tcW w:type="dxa" w:w="1234"/>
           </w:tcPr>
           <w:p>
             <w:r>
@@ -400,7 +330,7 @@
         </w:tc>
         <w:tc>
           <w:tcPr>
-            <w:tcW w:type="dxa" w:w="1080"/>
+            <w:tcW w:type="dxa" w:w="1234"/>
           </w:tcPr>
           <w:p>
             <w:r>
@@ -413,20 +343,59 @@
         </w:tc>
         <w:tc>
           <w:tcPr>
-            <w:tcW w:type="dxa" w:w="1080"/>
+            <w:tcW w:type="dxa" w:w="1234"/>
           </w:tcPr>
           <w:p>
             <w:r>
               <w:rPr>
                 <w:b w:val="0"/>
               </w:rPr>
-              <w:t>____명</w:t>
+              <w:t>________</w:t>
             </w:r>
           </w:p>
         </w:tc>
         <w:tc>
           <w:tcPr>
-            <w:tcW w:type="dxa" w:w="1080"/>
+            <w:tcW w:type="dxa" w:w="1234"/>
+          </w:tcPr>
+          <w:p>
+            <w:r>
+              <w:rPr>
+                <w:b w:val="0"/>
+              </w:rPr>
+              <w:t>________</w:t>
+            </w:r>
+          </w:p>
+        </w:tc>
+        <w:tc>
+          <w:tcPr>
+            <w:tcW w:type="dxa" w:w="1234"/>
+          </w:tcPr>
+          <w:p>
+            <w:r>
+              <w:rPr>
+                <w:b w:val="0"/>
+              </w:rPr>
+              <w:t>________</w:t>
+            </w:r>
+          </w:p>
+        </w:tc>
+        <w:tc>
+          <w:tcPr>
+            <w:tcW w:type="dxa" w:w="1234"/>
+          </w:tcPr>
+          <w:p>
+            <w:r>
+              <w:rPr>
+                <w:b w:val="0"/>
+              </w:rPr>
+              <w:t>________명</w:t>
+            </w:r>
+          </w:p>
+        </w:tc>
+        <w:tc>
+          <w:tcPr>
+            <w:tcW w:type="dxa" w:w="1234"/>
           </w:tcPr>
           <w:p>
             <w:r>
@@ -441,59 +410,7 @@
       <w:tr>
         <w:tc>
           <w:tcPr>
-            <w:tcW w:type="dxa" w:w="1080"/>
-          </w:tcPr>
-          <w:p>
-            <w:r>
-              <w:rPr>
-                <w:b w:val="0"/>
-              </w:rPr>
-              <w:t>3주</w:t>
-            </w:r>
-          </w:p>
-        </w:tc>
-        <w:tc>
-          <w:tcPr>
-            <w:tcW w:type="dxa" w:w="1080"/>
-          </w:tcPr>
-          <w:p>
-            <w:r>
-              <w:rPr>
-                <w:b w:val="0"/>
-              </w:rPr>
-              <w:t>202__-____-____</w:t>
-            </w:r>
-          </w:p>
-        </w:tc>
-        <w:tc>
-          <w:tcPr>
-            <w:tcW w:type="dxa" w:w="1080"/>
-          </w:tcPr>
-          <w:p>
-            <w:r>
-              <w:rPr>
-                <w:b w:val="0"/>
-              </w:rPr>
-              <w:t>(확인 필요)</w:t>
-            </w:r>
-          </w:p>
-        </w:tc>
-        <w:tc>
-          <w:tcPr>
-            <w:tcW w:type="dxa" w:w="1080"/>
-          </w:tcPr>
-          <w:p>
-            <w:r>
-              <w:rPr>
-                <w:b w:val="0"/>
-              </w:rPr>
-              <w:t>(확인 필요)</w:t>
-            </w:r>
-          </w:p>
-        </w:tc>
-        <w:tc>
-          <w:tcPr>
-            <w:tcW w:type="dxa" w:w="1080"/>
+            <w:tcW w:type="dxa" w:w="1234"/>
           </w:tcPr>
           <w:p>
             <w:r>
@@ -506,7 +423,7 @@
         </w:tc>
         <w:tc>
           <w:tcPr>
-            <w:tcW w:type="dxa" w:w="1080"/>
+            <w:tcW w:type="dxa" w:w="1234"/>
           </w:tcPr>
           <w:p>
             <w:r>
@@ -519,20 +436,59 @@
         </w:tc>
         <w:tc>
           <w:tcPr>
-            <w:tcW w:type="dxa" w:w="1080"/>
+            <w:tcW w:type="dxa" w:w="1234"/>
           </w:tcPr>
           <w:p>
             <w:r>
               <w:rPr>
                 <w:b w:val="0"/>
               </w:rPr>
-              <w:t>____명</w:t>
+              <w:t>________</w:t>
             </w:r>
           </w:p>
         </w:tc>
         <w:tc>
           <w:tcPr>
-            <w:tcW w:type="dxa" w:w="1080"/>
+            <w:tcW w:type="dxa" w:w="1234"/>
+          </w:tcPr>
+          <w:p>
+            <w:r>
+              <w:rPr>
+                <w:b w:val="0"/>
+              </w:rPr>
+              <w:t>________</w:t>
+            </w:r>
+          </w:p>
+        </w:tc>
+        <w:tc>
+          <w:tcPr>
+            <w:tcW w:type="dxa" w:w="1234"/>
+          </w:tcPr>
+          <w:p>
+            <w:r>
+              <w:rPr>
+                <w:b w:val="0"/>
+              </w:rPr>
+              <w:t>________</w:t>
+            </w:r>
+          </w:p>
+        </w:tc>
+        <w:tc>
+          <w:tcPr>
+            <w:tcW w:type="dxa" w:w="1234"/>
+          </w:tcPr>
+          <w:p>
+            <w:r>
+              <w:rPr>
+                <w:b w:val="0"/>
+              </w:rPr>
+              <w:t>________명</w:t>
+            </w:r>
+          </w:p>
+        </w:tc>
+        <w:tc>
+          <w:tcPr>
+            <w:tcW w:type="dxa" w:w="1234"/>
           </w:tcPr>
           <w:p>
             <w:r>
@@ -547,59 +503,7 @@
       <w:tr>
         <w:tc>
           <w:tcPr>
-            <w:tcW w:type="dxa" w:w="1080"/>
-          </w:tcPr>
-          <w:p>
-            <w:r>
-              <w:rPr>
-                <w:b w:val="0"/>
-              </w:rPr>
-              <w:t>4주</w:t>
-            </w:r>
-          </w:p>
-        </w:tc>
-        <w:tc>
-          <w:tcPr>
-            <w:tcW w:type="dxa" w:w="1080"/>
-          </w:tcPr>
-          <w:p>
-            <w:r>
-              <w:rPr>
-                <w:b w:val="0"/>
-              </w:rPr>
-              <w:t>202__-____-____</w:t>
-            </w:r>
-          </w:p>
-        </w:tc>
-        <w:tc>
-          <w:tcPr>
-            <w:tcW w:type="dxa" w:w="1080"/>
-          </w:tcPr>
-          <w:p>
-            <w:r>
-              <w:rPr>
-                <w:b w:val="0"/>
-              </w:rPr>
-              <w:t>(확인 필요)</w:t>
-            </w:r>
-          </w:p>
-        </w:tc>
-        <w:tc>
-          <w:tcPr>
-            <w:tcW w:type="dxa" w:w="1080"/>
-          </w:tcPr>
-          <w:p>
-            <w:r>
-              <w:rPr>
-                <w:b w:val="0"/>
-              </w:rPr>
-              <w:t>(확인 필요)</w:t>
-            </w:r>
-          </w:p>
-        </w:tc>
-        <w:tc>
-          <w:tcPr>
-            <w:tcW w:type="dxa" w:w="1080"/>
+            <w:tcW w:type="dxa" w:w="1234"/>
           </w:tcPr>
           <w:p>
             <w:r>
@@ -612,7 +516,7 @@
         </w:tc>
         <w:tc>
           <w:tcPr>
-            <w:tcW w:type="dxa" w:w="1080"/>
+            <w:tcW w:type="dxa" w:w="1234"/>
           </w:tcPr>
           <w:p>
             <w:r>
@@ -625,20 +529,59 @@
         </w:tc>
         <w:tc>
           <w:tcPr>
-            <w:tcW w:type="dxa" w:w="1080"/>
+            <w:tcW w:type="dxa" w:w="1234"/>
           </w:tcPr>
           <w:p>
             <w:r>
               <w:rPr>
                 <w:b w:val="0"/>
               </w:rPr>
-              <w:t>____명</w:t>
+              <w:t>________</w:t>
             </w:r>
           </w:p>
         </w:tc>
         <w:tc>
           <w:tcPr>
-            <w:tcW w:type="dxa" w:w="1080"/>
+            <w:tcW w:type="dxa" w:w="1234"/>
+          </w:tcPr>
+          <w:p>
+            <w:r>
+              <w:rPr>
+                <w:b w:val="0"/>
+              </w:rPr>
+              <w:t>________</w:t>
+            </w:r>
+          </w:p>
+        </w:tc>
+        <w:tc>
+          <w:tcPr>
+            <w:tcW w:type="dxa" w:w="1234"/>
+          </w:tcPr>
+          <w:p>
+            <w:r>
+              <w:rPr>
+                <w:b w:val="0"/>
+              </w:rPr>
+              <w:t>________</w:t>
+            </w:r>
+          </w:p>
+        </w:tc>
+        <w:tc>
+          <w:tcPr>
+            <w:tcW w:type="dxa" w:w="1234"/>
+          </w:tcPr>
+          <w:p>
+            <w:r>
+              <w:rPr>
+                <w:b w:val="0"/>
+              </w:rPr>
+              <w:t>________명</w:t>
+            </w:r>
+          </w:p>
+        </w:tc>
+        <w:tc>
+          <w:tcPr>
+            <w:tcW w:type="dxa" w:w="1234"/>
           </w:tcPr>
           <w:p>
             <w:r>
@@ -653,59 +596,7 @@
       <w:tr>
         <w:tc>
           <w:tcPr>
-            <w:tcW w:type="dxa" w:w="1080"/>
-          </w:tcPr>
-          <w:p>
-            <w:r>
-              <w:rPr>
-                <w:b w:val="0"/>
-              </w:rPr>
-              <w:t>5주</w:t>
-            </w:r>
-          </w:p>
-        </w:tc>
-        <w:tc>
-          <w:tcPr>
-            <w:tcW w:type="dxa" w:w="1080"/>
-          </w:tcPr>
-          <w:p>
-            <w:r>
-              <w:rPr>
-                <w:b w:val="0"/>
-              </w:rPr>
-              <w:t>202__-____-____</w:t>
-            </w:r>
-          </w:p>
-        </w:tc>
-        <w:tc>
-          <w:tcPr>
-            <w:tcW w:type="dxa" w:w="1080"/>
-          </w:tcPr>
-          <w:p>
-            <w:r>
-              <w:rPr>
-                <w:b w:val="0"/>
-              </w:rPr>
-              <w:t>(확인 필요)</w:t>
-            </w:r>
-          </w:p>
-        </w:tc>
-        <w:tc>
-          <w:tcPr>
-            <w:tcW w:type="dxa" w:w="1080"/>
-          </w:tcPr>
-          <w:p>
-            <w:r>
-              <w:rPr>
-                <w:b w:val="0"/>
-              </w:rPr>
-              <w:t>(확인 필요)</w:t>
-            </w:r>
-          </w:p>
-        </w:tc>
-        <w:tc>
-          <w:tcPr>
-            <w:tcW w:type="dxa" w:w="1080"/>
+            <w:tcW w:type="dxa" w:w="1234"/>
           </w:tcPr>
           <w:p>
             <w:r>
@@ -718,7 +609,7 @@
         </w:tc>
         <w:tc>
           <w:tcPr>
-            <w:tcW w:type="dxa" w:w="1080"/>
+            <w:tcW w:type="dxa" w:w="1234"/>
           </w:tcPr>
           <w:p>
             <w:r>
@@ -731,20 +622,59 @@
         </w:tc>
         <w:tc>
           <w:tcPr>
-            <w:tcW w:type="dxa" w:w="1080"/>
+            <w:tcW w:type="dxa" w:w="1234"/>
           </w:tcPr>
           <w:p>
             <w:r>
               <w:rPr>
                 <w:b w:val="0"/>
               </w:rPr>
-              <w:t>____명</w:t>
+              <w:t>________</w:t>
             </w:r>
           </w:p>
         </w:tc>
         <w:tc>
           <w:tcPr>
-            <w:tcW w:type="dxa" w:w="1080"/>
+            <w:tcW w:type="dxa" w:w="1234"/>
+          </w:tcPr>
+          <w:p>
+            <w:r>
+              <w:rPr>
+                <w:b w:val="0"/>
+              </w:rPr>
+              <w:t>________</w:t>
+            </w:r>
+          </w:p>
+        </w:tc>
+        <w:tc>
+          <w:tcPr>
+            <w:tcW w:type="dxa" w:w="1234"/>
+          </w:tcPr>
+          <w:p>
+            <w:r>
+              <w:rPr>
+                <w:b w:val="0"/>
+              </w:rPr>
+              <w:t>________</w:t>
+            </w:r>
+          </w:p>
+        </w:tc>
+        <w:tc>
+          <w:tcPr>
+            <w:tcW w:type="dxa" w:w="1234"/>
+          </w:tcPr>
+          <w:p>
+            <w:r>
+              <w:rPr>
+                <w:b w:val="0"/>
+              </w:rPr>
+              <w:t>________명</w:t>
+            </w:r>
+          </w:p>
+        </w:tc>
+        <w:tc>
+          <w:tcPr>
+            <w:tcW w:type="dxa" w:w="1234"/>
           </w:tcPr>
           <w:p>
             <w:r>
@@ -766,107 +696,7 @@
         <w:rPr>
           <w:b w:val="0"/>
         </w:rPr>
-        <w:t>3. 주별 세부 활동 보고 (금주 차)</w:t>
-      </w:r>
-    </w:p>
-    <w:p>
-      <w:r>
-        <w:rPr>
-          <w:b/>
-        </w:rPr>
-        <w:t>1) 예배 및 공과 학습 (성경 본문: ________)</w:t>
-      </w:r>
-    </w:p>
-    <w:p>
-      <w:pPr>
-        <w:pStyle w:val="ListBullet"/>
-      </w:pPr>
-      <w:r>
-        <w:rPr>
-          <w:b/>
-        </w:rPr>
-        <w:t>도입(5분):</w:t>
-      </w:r>
-      <w:r>
-        <w:rPr>
-          <w:b w:val="0"/>
-        </w:rPr>
-        <w:t xml:space="preserve"> 아이들의 흥미를 유발할 수 있는 질문 혹은 지난주 요절 복습</w:t>
-      </w:r>
-    </w:p>
-    <w:p>
-      <w:pPr>
-        <w:pStyle w:val="ListBullet"/>
-      </w:pPr>
-      <w:r>
-        <w:rPr>
-          <w:b w:val="0"/>
-        </w:rPr>
-        <w:t>내용: ________________________________________________________________</w:t>
-      </w:r>
-    </w:p>
-    <w:p>
-      <w:pPr>
-        <w:pStyle w:val="ListBullet"/>
-      </w:pPr>
-      <w:r>
-        <w:rPr>
-          <w:b/>
-        </w:rPr>
-        <w:t>전개(15분):</w:t>
-      </w:r>
-      <w:r>
-        <w:rPr>
-          <w:b w:val="0"/>
-        </w:rPr>
-        <w:t xml:space="preserve"> 성경 공부 교재 활용 및 핵심 메시지 전달</w:t>
-      </w:r>
-    </w:p>
-    <w:p>
-      <w:pPr>
-        <w:pStyle w:val="ListBullet"/>
-      </w:pPr>
-      <w:r>
-        <w:rPr>
-          <w:b w:val="0"/>
-        </w:rPr>
-        <w:t>핵심 요약: ___________________________________________________________</w:t>
-      </w:r>
-    </w:p>
-    <w:p>
-      <w:pPr>
-        <w:pStyle w:val="ListBullet"/>
-      </w:pPr>
-      <w:r>
-        <w:rPr>
-          <w:b/>
-        </w:rPr>
-        <w:t>적용 및 활동(10분):</w:t>
-      </w:r>
-      <w:r>
-        <w:rPr>
-          <w:b w:val="0"/>
-        </w:rPr>
-        <w:t xml:space="preserve"> 공과 만들기, 그리기, 혹은 게임 활동</w:t>
-      </w:r>
-    </w:p>
-    <w:p>
-      <w:pPr>
-        <w:pStyle w:val="ListBullet"/>
-      </w:pPr>
-      <w:r>
-        <w:rPr>
-          <w:b w:val="0"/>
-        </w:rPr>
-        <w:t>활동 상세: ___________________________________________________________</w:t>
-      </w:r>
-    </w:p>
-    <w:p>
-      <w:r>
-        <w:rPr>
-          <w:b/>
-        </w:rPr>
-        <w:t>2) 아이별 특이사항 및 상담 기록</w:t>
+        <w:t>아이별 특이사항</w:t>
       </w:r>
     </w:p>
     <w:tbl>
@@ -891,7 +721,7 @@
               <w:rPr>
                 <w:b/>
               </w:rPr>
-              <w:t>학생명</w:t>
+              <w:t>날짜</w:t>
             </w:r>
           </w:p>
         </w:tc>
@@ -904,7 +734,7 @@
               <w:rPr>
                 <w:b/>
               </w:rPr>
-              <w:t>신앙 상태 및 예배 태도</w:t>
+              <w:t>아이 이름</w:t>
             </w:r>
           </w:p>
         </w:tc>
@@ -917,7 +747,7 @@
               <w:rPr>
                 <w:b/>
               </w:rPr>
-              <w:t>건강 및 가정 상황 (특이사항)</w:t>
+              <w:t>관찰 내용·기도 제목</w:t>
             </w:r>
           </w:p>
         </w:tc>
@@ -930,7 +760,7 @@
               <w:rPr>
                 <w:b/>
               </w:rPr>
-              <w:t>심방(전화/문자) 기록</w:t>
+              <w:t>필요한 돌봄·후속 조치</w:t>
             </w:r>
           </w:p>
         </w:tc>
@@ -958,7 +788,7 @@
               <w:rPr>
                 <w:b w:val="0"/>
               </w:rPr>
-              <w:t>________________________</w:t>
+              <w:t>________</w:t>
             </w:r>
           </w:p>
         </w:tc>
@@ -971,7 +801,7 @@
               <w:rPr>
                 <w:b w:val="0"/>
               </w:rPr>
-              <w:t>________________________</w:t>
+              <w:t>________</w:t>
             </w:r>
           </w:p>
         </w:tc>
@@ -984,7 +814,7 @@
               <w:rPr>
                 <w:b w:val="0"/>
               </w:rPr>
-              <w:t>____월 ____일</w:t>
+              <w:t>________</w:t>
             </w:r>
           </w:p>
         </w:tc>
@@ -1012,7 +842,7 @@
               <w:rPr>
                 <w:b w:val="0"/>
               </w:rPr>
-              <w:t>________________________</w:t>
+              <w:t>________</w:t>
             </w:r>
           </w:p>
         </w:tc>
@@ -1025,7 +855,7 @@
               <w:rPr>
                 <w:b w:val="0"/>
               </w:rPr>
-              <w:t>________________________</w:t>
+              <w:t>________</w:t>
             </w:r>
           </w:p>
         </w:tc>
@@ -1038,7 +868,7 @@
               <w:rPr>
                 <w:b w:val="0"/>
               </w:rPr>
-              <w:t>____월 ____일</w:t>
+              <w:t>________</w:t>
             </w:r>
           </w:p>
         </w:tc>
@@ -1066,7 +896,7 @@
               <w:rPr>
                 <w:b w:val="0"/>
               </w:rPr>
-              <w:t>________________________</w:t>
+              <w:t>________</w:t>
             </w:r>
           </w:p>
         </w:tc>
@@ -1079,7 +909,7 @@
               <w:rPr>
                 <w:b w:val="0"/>
               </w:rPr>
-              <w:t>________________________</w:t>
+              <w:t>________</w:t>
             </w:r>
           </w:p>
         </w:tc>
@@ -1092,7 +922,7 @@
               <w:rPr>
                 <w:b w:val="0"/>
               </w:rPr>
-              <w:t>____월 ____일</w:t>
+              <w:t>________</w:t>
             </w:r>
           </w:p>
         </w:tc>
@@ -1120,38 +950,10 @@
               <w:rPr>
                 <w:b w:val="0"/>
               </w:rPr>
-              <w:t>________________________</w:t>
+              <w:t>________</w:t>
             </w:r>
           </w:p>
         </w:tc>
-        <w:tc>
-          <w:tcPr>
-            <w:tcW w:type="dxa" w:w="2160"/>
-          </w:tcPr>
-          <w:p>
-            <w:r>
-              <w:rPr>
-                <w:b w:val="0"/>
-              </w:rPr>
-              <w:t>________________________</w:t>
-            </w:r>
-          </w:p>
-        </w:tc>
-        <w:tc>
-          <w:tcPr>
-            <w:tcW w:type="dxa" w:w="2160"/>
-          </w:tcPr>
-          <w:p>
-            <w:r>
-              <w:rPr>
-                <w:b w:val="0"/>
-              </w:rPr>
-              <w:t>____월 ____일</w:t>
-            </w:r>
-          </w:p>
-        </w:tc>
-      </w:tr>
-      <w:tr>
         <w:tc>
           <w:tcPr>
             <w:tcW w:type="dxa" w:w="2160"/>
@@ -1174,33 +976,7 @@
               <w:rPr>
                 <w:b w:val="0"/>
               </w:rPr>
-              <w:t>________________________</w:t>
-            </w:r>
-          </w:p>
-        </w:tc>
-        <w:tc>
-          <w:tcPr>
-            <w:tcW w:type="dxa" w:w="2160"/>
-          </w:tcPr>
-          <w:p>
-            <w:r>
-              <w:rPr>
-                <w:b w:val="0"/>
-              </w:rPr>
-              <w:t>________________________</w:t>
-            </w:r>
-          </w:p>
-        </w:tc>
-        <w:tc>
-          <w:tcPr>
-            <w:tcW w:type="dxa" w:w="2160"/>
-          </w:tcPr>
-          <w:p>
-            <w:r>
-              <w:rPr>
-                <w:b w:val="0"/>
-              </w:rPr>
-              <w:t>____월 ____일</w:t>
+              <w:t>________</w:t>
             </w:r>
           </w:p>
         </w:tc>
@@ -1215,130 +991,7 @@
         <w:rPr>
           <w:b w:val="0"/>
         </w:rPr>
-        <w:t>4. 다음 주 사역 계획 및 준비</w:t>
-      </w:r>
-    </w:p>
-    <w:p>
-      <w:pPr>
-        <w:pStyle w:val="ListBullet"/>
-      </w:pPr>
-      <w:r>
-        <w:rPr>
-          <w:b/>
-        </w:rPr>
-        <w:t>다음 주 성경 본문:</w:t>
-      </w:r>
-      <w:r>
-        <w:rPr>
-          <w:b w:val="0"/>
-        </w:rPr>
-        <w:t xml:space="preserve"> ________</w:t>
-      </w:r>
-    </w:p>
-    <w:p>
-      <w:pPr>
-        <w:pStyle w:val="ListBullet"/>
-      </w:pPr>
-      <w:r>
-        <w:rPr>
-          <w:b/>
-        </w:rPr>
-        <w:t>다음 주 공과 주제:</w:t>
-      </w:r>
-      <w:r>
-        <w:rPr>
-          <w:b w:val="0"/>
-        </w:rPr>
-        <w:t xml:space="preserve"> ________</w:t>
-      </w:r>
-    </w:p>
-    <w:p>
-      <w:pPr>
-        <w:pStyle w:val="ListBullet"/>
-      </w:pPr>
-      <w:r>
-        <w:rPr>
-          <w:b/>
-        </w:rPr>
-        <w:t>준비할 물품:</w:t>
-      </w:r>
-      <w:r>
-        <w:rPr>
-          <w:b w:val="0"/>
-        </w:rPr>
-        <w:t xml:space="preserve"> ________________________________ (예: 색종이, 간식, 공과 교재 등)</w:t>
-      </w:r>
-    </w:p>
-    <w:p>
-      <w:pPr>
-        <w:pStyle w:val="ListBullet"/>
-      </w:pPr>
-      <w:r>
-        <w:rPr>
-          <w:b/>
-        </w:rPr>
-        <w:t>교사 기도 제목:</w:t>
-      </w:r>
-    </w:p>
-    <w:p>
-      <w:pPr>
-        <w:pStyle w:val="ListNumber"/>
-      </w:pPr>
-      <w:r>
-        <w:rPr>
-          <w:b w:val="0"/>
-        </w:rPr>
-        <w:t>____________________________________________________________________</w:t>
-      </w:r>
-    </w:p>
-    <w:p>
-      <w:pPr>
-        <w:pStyle w:val="ListNumber"/>
-      </w:pPr>
-      <w:r>
-        <w:rPr>
-          <w:b w:val="0"/>
-        </w:rPr>
-        <w:t>____________________________________________________________________</w:t>
-      </w:r>
-    </w:p>
-    <w:p>
-      <w:pPr>
-        <w:pStyle w:val="ListBullet"/>
-      </w:pPr>
-      <w:r>
-        <w:rPr>
-          <w:b/>
-        </w:rPr>
-        <w:t>부서 전달 사항:</w:t>
-      </w:r>
-      <w:r>
-        <w:rPr>
-          <w:b w:val="0"/>
-        </w:rPr>
-        <w:t xml:space="preserve"> (예: 부장 집사님께 보고할 예산 집행 건, 신입 친구 관리 등)</w:t>
-      </w:r>
-    </w:p>
-    <w:p>
-      <w:pPr>
-        <w:pStyle w:val="ListBullet"/>
-      </w:pPr>
-      <w:r>
-        <w:rPr>
-          <w:b w:val="0"/>
-        </w:rPr>
-        <w:t>______________________________________________________________________</w:t>
-      </w:r>
-    </w:p>
-    <w:p>
-      <w:pPr>
-        <w:pStyle w:val="Heading2"/>
-      </w:pPr>
-      <w:r>
-        <w:rPr>
-          <w:b w:val="0"/>
-        </w:rPr>
-        <w:t>5. 회계 보고 (해당 주일)</w:t>
+        <w:t>다음 주 계획</w:t>
       </w:r>
     </w:p>
     <w:tbl>
@@ -1364,7 +1017,7 @@
               <w:rPr>
                 <w:b/>
               </w:rPr>
-              <w:t>항목</w:t>
+              <w:t>날짜</w:t>
             </w:r>
           </w:p>
         </w:tc>
@@ -1377,7 +1030,7 @@
               <w:rPr>
                 <w:b/>
               </w:rPr>
-              <w:t>수입(헌금 등)</w:t>
+              <w:t>본문 장절·공과 주제</w:t>
             </w:r>
           </w:p>
         </w:tc>
@@ -1390,7 +1043,7 @@
               <w:rPr>
                 <w:b/>
               </w:rPr>
-              <w:t>지출(간식/교재 등)</w:t>
+              <w:t>활동</w:t>
             </w:r>
           </w:p>
         </w:tc>
@@ -1403,7 +1056,7 @@
               <w:rPr>
                 <w:b/>
               </w:rPr>
-              <w:t>잔액</w:t>
+              <w:t>준비물·준비 담당</w:t>
             </w:r>
           </w:p>
         </w:tc>
@@ -1416,7 +1069,7 @@
               <w:rPr>
                 <w:b/>
               </w:rPr>
-              <w:t>비고</w:t>
+              <w:t>돌봄·연락할 사항</w:t>
             </w:r>
           </w:p>
         </w:tc>
@@ -1431,7 +1084,7 @@
               <w:rPr>
                 <w:b w:val="0"/>
               </w:rPr>
-              <w:t>주일 헌금</w:t>
+              <w:t>________</w:t>
             </w:r>
           </w:p>
         </w:tc>
@@ -1452,40 +1105,14 @@
           <w:tcPr>
             <w:tcW w:type="dxa" w:w="1728"/>
           </w:tcPr>
-          <w:p/>
-        </w:tc>
-        <w:tc>
-          <w:tcPr>
-            <w:tcW w:type="dxa" w:w="1728"/>
-          </w:tcPr>
-          <w:p/>
-        </w:tc>
-        <w:tc>
-          <w:tcPr>
-            <w:tcW w:type="dxa" w:w="1728"/>
-          </w:tcPr>
-          <w:p/>
-        </w:tc>
-      </w:tr>
-      <w:tr>
-        <w:tc>
-          <w:tcPr>
-            <w:tcW w:type="dxa" w:w="1728"/>
-          </w:tcPr>
           <w:p>
             <w:r>
               <w:rPr>
                 <w:b w:val="0"/>
               </w:rPr>
-              <w:t>간식비</w:t>
+              <w:t>________</w:t>
             </w:r>
           </w:p>
-        </w:tc>
-        <w:tc>
-          <w:tcPr>
-            <w:tcW w:type="dxa" w:w="1728"/>
-          </w:tcPr>
-          <w:p/>
         </w:tc>
         <w:tc>
           <w:tcPr>
@@ -1504,38 +1131,85 @@
           <w:tcPr>
             <w:tcW w:type="dxa" w:w="1728"/>
           </w:tcPr>
-          <w:p/>
+          <w:p>
+            <w:r>
+              <w:rPr>
+                <w:b w:val="0"/>
+              </w:rPr>
+              <w:t>________</w:t>
+            </w:r>
+          </w:p>
+        </w:tc>
+      </w:tr>
+    </w:tbl>
+    <w:p/>
+    <w:p>
+      <w:pPr>
+        <w:pStyle w:val="Heading2"/>
+      </w:pPr>
+      <w:r>
+        <w:rPr>
+          <w:b w:val="0"/>
+        </w:rPr>
+        <w:t>부장 확인</w:t>
+      </w:r>
+    </w:p>
+    <w:tbl>
+      <w:tblPr>
+        <w:tblStyle w:val="TableGrid"/>
+        <w:tblW w:type="auto" w:w="0"/>
+        <w:tblLook w:firstColumn="1" w:firstRow="1" w:lastColumn="0" w:lastRow="0" w:noHBand="0" w:noVBand="1" w:val="04A0"/>
+      </w:tblPr>
+      <w:tblGrid>
+        <w:gridCol w:w="2880"/>
+        <w:gridCol w:w="2880"/>
+        <w:gridCol w:w="2880"/>
+      </w:tblGrid>
+      <w:tr>
+        <w:tc>
+          <w:tcPr>
+            <w:tcW w:type="dxa" w:w="2880"/>
+          </w:tcPr>
+          <w:p>
+            <w:r>
+              <w:rPr>
+                <w:b/>
+              </w:rPr>
+              <w:t>확인일</w:t>
+            </w:r>
+          </w:p>
         </w:tc>
         <w:tc>
           <w:tcPr>
-            <w:tcW w:type="dxa" w:w="1728"/>
+            <w:tcW w:type="dxa" w:w="2880"/>
           </w:tcPr>
-          <w:p/>
+          <w:p>
+            <w:r>
+              <w:rPr>
+                <w:b/>
+              </w:rPr>
+              <w:t>부장 확인</w:t>
+            </w:r>
+          </w:p>
+        </w:tc>
+        <w:tc>
+          <w:tcPr>
+            <w:tcW w:type="dxa" w:w="2880"/>
+          </w:tcPr>
+          <w:p>
+            <w:r>
+              <w:rPr>
+                <w:b/>
+              </w:rPr>
+              <w:t>협의·지원할 사항</w:t>
+            </w:r>
+          </w:p>
         </w:tc>
       </w:tr>
       <w:tr>
         <w:tc>
           <w:tcPr>
-            <w:tcW w:type="dxa" w:w="1728"/>
-          </w:tcPr>
-          <w:p>
-            <w:r>
-              <w:rPr>
-                <w:b w:val="0"/>
-              </w:rPr>
-              <w:t>교재/물품</w:t>
-            </w:r>
-          </w:p>
-        </w:tc>
-        <w:tc>
-          <w:tcPr>
-            <w:tcW w:type="dxa" w:w="1728"/>
-          </w:tcPr>
-          <w:p/>
-        </w:tc>
-        <w:tc>
-          <w:tcPr>
-            <w:tcW w:type="dxa" w:w="1728"/>
+            <w:tcW w:type="dxa" w:w="2880"/>
           </w:tcPr>
           <w:p>
             <w:r>
@@ -1548,142 +1222,33 @@
         </w:tc>
         <w:tc>
           <w:tcPr>
-            <w:tcW w:type="dxa" w:w="1728"/>
-          </w:tcPr>
-          <w:p/>
-        </w:tc>
-        <w:tc>
-          <w:tcPr>
-            <w:tcW w:type="dxa" w:w="1728"/>
-          </w:tcPr>
-          <w:p/>
-        </w:tc>
-      </w:tr>
-      <w:tr>
-        <w:tc>
-          <w:tcPr>
-            <w:tcW w:type="dxa" w:w="1728"/>
+            <w:tcW w:type="dxa" w:w="2880"/>
           </w:tcPr>
           <w:p>
             <w:r>
               <w:rPr>
-                <w:b/>
+                <w:b w:val="0"/>
               </w:rPr>
-              <w:t>합계</w:t>
+              <w:t>________ (서명)</w:t>
             </w:r>
           </w:p>
         </w:tc>
         <w:tc>
           <w:tcPr>
-            <w:tcW w:type="dxa" w:w="1728"/>
+            <w:tcW w:type="dxa" w:w="2880"/>
           </w:tcPr>
           <w:p>
             <w:r>
               <w:rPr>
-                <w:b/>
+                <w:b w:val="0"/>
               </w:rPr>
               <w:t>________</w:t>
             </w:r>
           </w:p>
         </w:tc>
-        <w:tc>
-          <w:tcPr>
-            <w:tcW w:type="dxa" w:w="1728"/>
-          </w:tcPr>
-          <w:p>
-            <w:r>
-              <w:rPr>
-                <w:b/>
-              </w:rPr>
-              <w:t>________</w:t>
-            </w:r>
-          </w:p>
-        </w:tc>
-        <w:tc>
-          <w:tcPr>
-            <w:tcW w:type="dxa" w:w="1728"/>
-          </w:tcPr>
-          <w:p>
-            <w:r>
-              <w:rPr>
-                <w:b/>
-              </w:rPr>
-              <w:t>________</w:t>
-            </w:r>
-          </w:p>
-        </w:tc>
-        <w:tc>
-          <w:tcPr>
-            <w:tcW w:type="dxa" w:w="1728"/>
-          </w:tcPr>
-          <w:p/>
-        </w:tc>
       </w:tr>
     </w:tbl>
     <w:p/>
-    <w:p>
-      <w:pPr>
-        <w:pStyle w:val="Heading2"/>
-      </w:pPr>
-      <w:r>
-        <w:rPr>
-          <w:b w:val="0"/>
-        </w:rPr>
-        <w:t>6. 교사 자가 점검표</w:t>
-      </w:r>
-    </w:p>
-    <w:p>
-      <w:pPr>
-        <w:pStyle w:val="ListBullet"/>
-      </w:pPr>
-      <w:r>
-        <w:rPr>
-          <w:b w:val="0"/>
-        </w:rPr>
-        <w:t>나는 예배 시작 20분 전에 도착하여 기도로 준비하였는가? ( 예 / 아니오 )</w:t>
-      </w:r>
-    </w:p>
-    <w:p>
-      <w:pPr>
-        <w:pStyle w:val="ListBullet"/>
-      </w:pPr>
-      <w:r>
-        <w:rPr>
-          <w:b w:val="0"/>
-        </w:rPr>
-        <w:t>공과 내용을 사전에 충분히 숙지하고 아이들의 눈높이에 맞춰 준비했는가? ( 예 / 아니오 )</w:t>
-      </w:r>
-    </w:p>
-    <w:p>
-      <w:pPr>
-        <w:pStyle w:val="ListBullet"/>
-      </w:pPr>
-      <w:r>
-        <w:rPr>
-          <w:b w:val="0"/>
-        </w:rPr>
-        <w:t>예배 중 아이들이 집중할 수 있도록 옆에서 함께 예배드렸는가? ( 예 / 아니오 )</w:t>
-      </w:r>
-    </w:p>
-    <w:p>
-      <w:pPr>
-        <w:pStyle w:val="ListBullet"/>
-      </w:pPr>
-      <w:r>
-        <w:rPr>
-          <w:b w:val="0"/>
-        </w:rPr>
-        <w:t>결석한 아이들에게 연락하여 안부를 묻고 기도해주었는가? ( 예 / 아니오 )</w:t>
-      </w:r>
-    </w:p>
-    <w:p>
-      <w:r>
-        <w:rPr>
-          <w:b/>
-        </w:rPr>
-        <w:t>(교회명) 유치·아동부</w:t>
-      </w:r>
-    </w:p>
     <w:sectPr>
       <w:pgSz w:w="12240" w:h="15840"/>
       <w:pgMar w:top="1440" w:right="1800" w:bottom="1440" w:left="1800" w:header="720" w:footer="720" w:gutter="0"/>

--- a/docs/16_분반활동_계획보고서.docx
+++ b/docs/16_분반활동_계획보고서.docx
@@ -11,108 +11,1405 @@
         <w:rPr>
           <w:b w:val="0"/>
         </w:rPr>
-        <w:t>(교회명) 유치부·아동부 주일 분반 활동 계획 겸 보고서</w:t>
+        <w:t>[연도] (교회명) (부서명) 주일 분반 활동 계획 겸 보고서</w:t>
+      </w:r>
+    </w:p>
+    <w:tbl>
+      <w:tblPr>
+        <w:tblStyle w:val="TableGrid"/>
+        <w:tblW w:type="auto" w:w="0"/>
+        <w:tblLook w:firstColumn="1" w:firstRow="1" w:lastColumn="0" w:lastRow="0" w:noHBand="0" w:noVBand="1" w:val="04A0"/>
+      </w:tblPr>
+      <w:tblGrid>
+        <w:gridCol w:w="2160"/>
+        <w:gridCol w:w="2160"/>
+        <w:gridCol w:w="2160"/>
+        <w:gridCol w:w="2160"/>
+      </w:tblGrid>
+      <w:tr>
+        <w:tc>
+          <w:tcPr>
+            <w:tcW w:type="dxa" w:w="2160"/>
+          </w:tcPr>
+          <w:p>
+            <w:r>
+              <w:rPr>
+                <w:b/>
+              </w:rPr>
+              <w:t>작성일</w:t>
+            </w:r>
+          </w:p>
+        </w:tc>
+        <w:tc>
+          <w:tcPr>
+            <w:tcW w:type="dxa" w:w="2160"/>
+          </w:tcPr>
+          <w:p>
+            <w:r>
+              <w:rPr>
+                <w:b/>
+              </w:rPr>
+              <w:t>작성자</w:t>
+            </w:r>
+          </w:p>
+        </w:tc>
+        <w:tc>
+          <w:tcPr>
+            <w:tcW w:type="dxa" w:w="2160"/>
+          </w:tcPr>
+          <w:p>
+            <w:r>
+              <w:rPr>
+                <w:b/>
+              </w:rPr>
+              <w:t>부서</w:t>
+            </w:r>
+          </w:p>
+        </w:tc>
+        <w:tc>
+          <w:tcPr>
+            <w:tcW w:type="dxa" w:w="2160"/>
+          </w:tcPr>
+          <w:p>
+            <w:r>
+              <w:rPr>
+                <w:b/>
+              </w:rPr>
+              <w:t>문서 상태(초안/확정)</w:t>
+            </w:r>
+          </w:p>
+        </w:tc>
+      </w:tr>
+      <w:tr>
+        <w:tc>
+          <w:tcPr>
+            <w:tcW w:type="dxa" w:w="2160"/>
+          </w:tcPr>
+          <w:p>
+            <w:r>
+              <w:rPr>
+                <w:b w:val="0"/>
+              </w:rPr>
+              <w:t>________</w:t>
+            </w:r>
+          </w:p>
+        </w:tc>
+        <w:tc>
+          <w:tcPr>
+            <w:tcW w:type="dxa" w:w="2160"/>
+          </w:tcPr>
+          <w:p>
+            <w:r>
+              <w:rPr>
+                <w:b w:val="0"/>
+              </w:rPr>
+              <w:t>________</w:t>
+            </w:r>
+          </w:p>
+        </w:tc>
+        <w:tc>
+          <w:tcPr>
+            <w:tcW w:type="dxa" w:w="2160"/>
+          </w:tcPr>
+          <w:p>
+            <w:r>
+              <w:rPr>
+                <w:b w:val="0"/>
+              </w:rPr>
+              <w:t>________</w:t>
+            </w:r>
+          </w:p>
+        </w:tc>
+        <w:tc>
+          <w:tcPr>
+            <w:tcW w:type="dxa" w:w="2160"/>
+          </w:tcPr>
+          <w:p>
+            <w:r>
+              <w:rPr>
+                <w:b w:val="0"/>
+              </w:rPr>
+              <w:t>________</w:t>
+            </w:r>
+          </w:p>
+        </w:tc>
+      </w:tr>
+    </w:tbl>
+    <w:p/>
+    <w:tbl>
+      <w:tblPr>
+        <w:tblStyle w:val="TableGrid"/>
+        <w:tblW w:type="auto" w:w="0"/>
+        <w:tblLook w:firstColumn="1" w:firstRow="1" w:lastColumn="0" w:lastRow="0" w:noHBand="0" w:noVBand="1" w:val="04A0"/>
+      </w:tblPr>
+      <w:tblGrid>
+        <w:gridCol w:w="2880"/>
+        <w:gridCol w:w="2880"/>
+        <w:gridCol w:w="2880"/>
+      </w:tblGrid>
+      <w:tr>
+        <w:tc>
+          <w:tcPr>
+            <w:tcW w:type="dxa" w:w="2880"/>
+          </w:tcPr>
+          <w:p>
+            <w:r>
+              <w:rPr>
+                <w:b/>
+              </w:rPr>
+              <w:t>작성</w:t>
+            </w:r>
+          </w:p>
+        </w:tc>
+        <w:tc>
+          <w:tcPr>
+            <w:tcW w:type="dxa" w:w="2880"/>
+          </w:tcPr>
+          <w:p>
+            <w:r>
+              <w:rPr>
+                <w:b/>
+              </w:rPr>
+              <w:t>검토(부장)</w:t>
+            </w:r>
+          </w:p>
+        </w:tc>
+        <w:tc>
+          <w:tcPr>
+            <w:tcW w:type="dxa" w:w="2880"/>
+          </w:tcPr>
+          <w:p>
+            <w:r>
+              <w:rPr>
+                <w:b/>
+              </w:rPr>
+              <w:t>승인</w:t>
+            </w:r>
+          </w:p>
+        </w:tc>
+      </w:tr>
+      <w:tr>
+        <w:tc>
+          <w:tcPr>
+            <w:tcW w:type="dxa" w:w="2880"/>
+          </w:tcPr>
+          <w:p>
+            <w:r>
+              <w:rPr>
+                <w:b w:val="0"/>
+              </w:rPr>
+              <w:t>________</w:t>
+            </w:r>
+          </w:p>
+        </w:tc>
+        <w:tc>
+          <w:tcPr>
+            <w:tcW w:type="dxa" w:w="2880"/>
+          </w:tcPr>
+          <w:p>
+            <w:r>
+              <w:rPr>
+                <w:b w:val="0"/>
+              </w:rPr>
+              <w:t>________</w:t>
+            </w:r>
+          </w:p>
+        </w:tc>
+        <w:tc>
+          <w:tcPr>
+            <w:tcW w:type="dxa" w:w="2880"/>
+          </w:tcPr>
+          <w:p>
+            <w:r>
+              <w:rPr>
+                <w:b w:val="0"/>
+              </w:rPr>
+              <w:t>________</w:t>
+            </w:r>
+          </w:p>
+        </w:tc>
+      </w:tr>
+    </w:tbl>
+    <w:p/>
+    <w:p>
+      <w:r>
+        <w:rPr>
+          <w:b w:val="0"/>
+        </w:rPr>
+        <w:t>※ 빈칸은 ________에 기재하고, 해당하지 않는 항목은 ‘해당 없음’으로 작성합니다. 날짜는 2026. 10. 24.(토), 시간은 09:00 형식으로 기재합니다.</w:t>
       </w:r>
     </w:p>
     <w:p>
       <w:pPr>
-        <w:pStyle w:val="Heading2"/>
+        <w:pStyle w:val="ListNumber"/>
       </w:pPr>
       <w:r>
         <w:rPr>
           <w:b w:val="0"/>
         </w:rPr>
-        <w:t>개요</w:t>
+        <w:t>활동 계획</w:t>
+      </w:r>
+    </w:p>
+    <w:p>
+      <w:r>
+        <w:rPr>
+          <w:b w:val="0"/>
+        </w:rPr>
+        <w:t>가. 요약</w:t>
+      </w:r>
+    </w:p>
+    <w:p>
+      <w:r>
+        <w:rPr>
+          <w:b w:val="0"/>
+        </w:rPr>
+        <w:t>승인 요청 사항: ________월 주일 분반 활동 운영 및 준비물 구입 승인을 요청합니다.</w:t>
+      </w:r>
+    </w:p>
+    <w:p>
+      <w:r>
+        <w:rPr>
+          <w:b w:val="0"/>
+        </w:rPr>
+        <w:t>핵심 개요: 유치부·아동부 중 ________부 ________반을 대상으로 월 ________회 운영합니다.</w:t>
+      </w:r>
+    </w:p>
+    <w:p>
+      <w:r>
+        <w:rPr>
+          <w:b w:val="0"/>
+        </w:rPr>
+        <w:t>운영 내용: 주차별 성경공부, 놀이·표현 활동 및 생활 적용 나눔을 진행합니다.</w:t>
+      </w:r>
+    </w:p>
+    <w:p>
+      <w:r>
+        <w:rPr>
+          <w:b w:val="0"/>
+        </w:rPr>
+        <w:t>예산 총액: 금________원(금________원) / 재원: ________.</w:t>
+      </w:r>
+    </w:p>
+    <w:p>
+      <w:r>
+        <w:rPr>
+          <w:b w:val="0"/>
+        </w:rPr>
+        <w:t>나. 추진 배경 및 필요성</w:t>
+      </w:r>
+    </w:p>
+    <w:p>
+      <w:r>
+        <w:rPr>
+          <w:b w:val="0"/>
+        </w:rPr>
+        <w:t>1) 아동의 발달 수준에 맞는 성경 이해와 신앙생활 지도를 위하여 분반 활동을 운영합니다.</w:t>
+      </w:r>
+    </w:p>
+    <w:p>
+      <w:r>
+        <w:rPr>
+          <w:b w:val="0"/>
+        </w:rPr>
+        <w:t>2) 담당 교사가 사전에 활동과 준비물을 정하고, 실시 후 출석·반응을 기록하여 다음 주 지도에 반영합니다.</w:t>
+      </w:r>
+    </w:p>
+    <w:p>
+      <w:r>
+        <w:rPr>
+          <w:b w:val="0"/>
+        </w:rPr>
+        <w:t>다. 목적 및 목표</w:t>
+      </w:r>
+    </w:p>
+    <w:p>
+      <w:r>
+        <w:rPr>
+          <w:b w:val="0"/>
+        </w:rPr>
+        <w:t>| 구분 | 내용 | 확인 방법 |</w:t>
+      </w:r>
+    </w:p>
+    <w:p>
+      <w:r>
+        <w:rPr>
+          <w:b w:val="0"/>
+        </w:rPr>
+        <w:t>|---|---|---|</w:t>
+      </w:r>
+    </w:p>
+    <w:p>
+      <w:r>
+        <w:rPr>
+          <w:b w:val="0"/>
+        </w:rPr>
+        <w:t>| 신앙적 목적 | 말씀을 친근하게 배우고 예배와 공동체 생활에 참여하도록 돕습니다. | 교사의 관찰 및 나눔 기록 |</w:t>
+      </w:r>
+    </w:p>
+    <w:p>
+      <w:r>
+        <w:rPr>
+          <w:b w:val="0"/>
+        </w:rPr>
+        <w:t>| 확인 가능한 목표 | 분반 활동 ________회 실시 | 실시일 및 활동 기록 |</w:t>
+      </w:r>
+    </w:p>
+    <w:p>
+      <w:r>
+        <w:rPr>
+          <w:b w:val="0"/>
+        </w:rPr>
+        <w:t>| 확인 가능한 목표 | 매주 참여 인원과 반응 기록 | 주차별 기록표 |</w:t>
+      </w:r>
+    </w:p>
+    <w:p>
+      <w:r>
+        <w:rPr>
+          <w:b w:val="0"/>
+        </w:rPr>
+        <w:t>| 확인 가능한 목표 | 다음 주 개선사항 ________건 반영 | 다음 주 계획 및 실시 결과 |</w:t>
+      </w:r>
+    </w:p>
+    <w:p>
+      <w:r>
+        <w:rPr>
+          <w:b w:val="0"/>
+        </w:rPr>
+        <w:t>※ 아동의 신앙을 점수화하거나 아동 간 비교 자료로 사용하지 않습니다.</w:t>
+      </w:r>
+    </w:p>
+    <w:p>
+      <w:r>
+        <w:rPr>
+          <w:b w:val="0"/>
+        </w:rPr>
+        <w:t>라. 행사 개요</w:t>
+      </w:r>
+    </w:p>
+    <w:p>
+      <w:r>
+        <w:rPr>
+          <w:b w:val="0"/>
+        </w:rPr>
+        <w:t>| 항목 | 내용 |</w:t>
+      </w:r>
+    </w:p>
+    <w:p>
+      <w:r>
+        <w:rPr>
+          <w:b w:val="0"/>
+        </w:rPr>
+        <w:t>|---|---|</w:t>
+      </w:r>
+    </w:p>
+    <w:p>
+      <w:r>
+        <w:rPr>
+          <w:b w:val="0"/>
+        </w:rPr>
+        <w:t>| 행사명 | ________월 주일 분반 활동 |</w:t>
+      </w:r>
+    </w:p>
+    <w:p>
+      <w:r>
+        <w:rPr>
+          <w:b w:val="0"/>
+        </w:rPr>
+        <w:t>| 주제 | ________ |</w:t>
+      </w:r>
+    </w:p>
+    <w:p>
+      <w:r>
+        <w:rPr>
+          <w:b w:val="0"/>
+        </w:rPr>
+        <w:t>| 주제 말씀 | ________ |</w:t>
+      </w:r>
+    </w:p>
+    <w:p>
+      <w:r>
+        <w:rPr>
+          <w:b w:val="0"/>
+        </w:rPr>
+        <w:t>| 일시 | ________부터 ________까지 / 매 주일 ________~________ |</w:t>
+      </w:r>
+    </w:p>
+    <w:p>
+      <w:r>
+        <w:rPr>
+          <w:b w:val="0"/>
+        </w:rPr>
+        <w:t>| 장소 | ________ |</w:t>
+      </w:r>
+    </w:p>
+    <w:p>
+      <w:r>
+        <w:rPr>
+          <w:b w:val="0"/>
+        </w:rPr>
+        <w:t>| 대상 | 유치부·아동부 중 ________부 ________반 |</w:t>
+      </w:r>
+    </w:p>
+    <w:p>
+      <w:r>
+        <w:rPr>
+          <w:b w:val="0"/>
+        </w:rPr>
+        <w:t>| 예정 인원 | 아동 ________명 / 교사 ________명 |</w:t>
+      </w:r>
+    </w:p>
+    <w:p>
+      <w:r>
+        <w:rPr>
+          <w:b w:val="0"/>
+        </w:rPr>
+        <w:t>| 주관 | (교회명) (부서명) |</w:t>
+      </w:r>
+    </w:p>
+    <w:p>
+      <w:r>
+        <w:rPr>
+          <w:b w:val="0"/>
+        </w:rPr>
+        <w:t>| 교재 | ________ / 예장 통합 교재 여부: ________(확인 필요) |</w:t>
+      </w:r>
+    </w:p>
+    <w:p>
+      <w:r>
+        <w:rPr>
+          <w:b w:val="0"/>
+        </w:rPr>
+        <w:t>마. 세부 추진 계획</w:t>
+      </w:r>
+    </w:p>
+    <w:p>
+      <w:r>
+        <w:rPr>
+          <w:b w:val="0"/>
+        </w:rPr>
+        <w:t>1) 기본 시간표</w:t>
+      </w:r>
+    </w:p>
+    <w:p>
+      <w:r>
+        <w:rPr>
+          <w:b w:val="0"/>
+        </w:rPr>
+        <w:t>| 시간 | 내용 | 담당 | 준비·완료 기한 |</w:t>
+      </w:r>
+    </w:p>
+    <w:p>
+      <w:r>
+        <w:rPr>
+          <w:b w:val="0"/>
+        </w:rPr>
+        <w:t>|---|---|---|---|</w:t>
+      </w:r>
+    </w:p>
+    <w:p>
+      <w:r>
+        <w:rPr>
+          <w:b w:val="0"/>
+        </w:rPr>
+        <w:t>| ________~________ | 출석 확인 및 인사 | ________ | ________ |</w:t>
+      </w:r>
+    </w:p>
+    <w:p>
+      <w:r>
+        <w:rPr>
+          <w:b w:val="0"/>
+        </w:rPr>
+        <w:t>| ________~________ | 성경공부 및 공과 나눔 | ________ | ________ |</w:t>
+      </w:r>
+    </w:p>
+    <w:p>
+      <w:r>
+        <w:rPr>
+          <w:b w:val="0"/>
+        </w:rPr>
+        <w:t>| ________~________ | 놀이·만들기·생활 적용 활동 | ________ | ________ |</w:t>
+      </w:r>
+    </w:p>
+    <w:p>
+      <w:r>
+        <w:rPr>
+          <w:b w:val="0"/>
+        </w:rPr>
+        <w:t>| ________~________ | 정리, 기도 및 보호자 인계 | ________ | ________ |</w:t>
+      </w:r>
+    </w:p>
+    <w:p>
+      <w:r>
+        <w:rPr>
+          <w:b w:val="0"/>
+        </w:rPr>
+        <w:t>2) 주차별 계획 및 실시 기록</w:t>
+      </w:r>
+    </w:p>
+    <w:p>
+      <w:r>
+        <w:rPr>
+          <w:b w:val="0"/>
+        </w:rPr>
+        <w:t>※ 본문 장절은 성경 이름과 장·절만 적습니다. 날짜·본문 장절·공과 주제·활동·준비물은 사전에, 출석 인원·반응은 실시 후 작성합니다.</w:t>
+      </w:r>
+    </w:p>
+    <w:p>
+      <w:r>
+        <w:rPr>
+          <w:b w:val="0"/>
+        </w:rPr>
+        <w:t>| 주차 | 날짜 | 본문 장절 | 공과 주제 | 활동 | 준비물 | 출석 인원 | 반응 | 담당 | 준비·기록 기한 |</w:t>
+      </w:r>
+    </w:p>
+    <w:p>
+      <w:r>
+        <w:rPr>
+          <w:b w:val="0"/>
+        </w:rPr>
+        <w:t>|---|---|---|---|---|---|---|---|---|---|</w:t>
+      </w:r>
+    </w:p>
+    <w:p>
+      <w:r>
+        <w:rPr>
+          <w:b w:val="0"/>
+        </w:rPr>
+        <w:t>| 1주 | ________ | ________ | ________ | ________ | ________ | ________명 | ________ | ________ | ________ |</w:t>
+      </w:r>
+    </w:p>
+    <w:p>
+      <w:r>
+        <w:rPr>
+          <w:b w:val="0"/>
+        </w:rPr>
+        <w:t>| 2주 | ________ | ________ | ________ | ________ | ________ | ________명 | ________ | ________ | ________ |</w:t>
+      </w:r>
+    </w:p>
+    <w:p>
+      <w:r>
+        <w:rPr>
+          <w:b w:val="0"/>
+        </w:rPr>
+        <w:t>| 3주 | ________ | ________ | ________ | ________ | ________ | ________명 | ________ | ________ | ________ |</w:t>
+      </w:r>
+    </w:p>
+    <w:p>
+      <w:r>
+        <w:rPr>
+          <w:b w:val="0"/>
+        </w:rPr>
+        <w:t>| 4주 | ________ | ________ | ________ | ________ | ________ | ________명 | ________ | ________ | ________ |</w:t>
+      </w:r>
+    </w:p>
+    <w:p>
+      <w:r>
+        <w:rPr>
+          <w:b w:val="0"/>
+        </w:rPr>
+        <w:t>| 5주 | ________ | ________ | ________ | ________ | ________ | ________명 | ________ | ________ | ________ |</w:t>
+      </w:r>
+    </w:p>
+    <w:p>
+      <w:r>
+        <w:rPr>
+          <w:b w:val="0"/>
+        </w:rPr>
+        <w:t>3) 업무분장</w:t>
+      </w:r>
+    </w:p>
+    <w:p>
+      <w:r>
+        <w:rPr>
+          <w:b w:val="0"/>
+        </w:rPr>
+        <w:t>| 업무 | 담당 | 기한 | 확인 |</w:t>
+      </w:r>
+    </w:p>
+    <w:p>
+      <w:r>
+        <w:rPr>
+          <w:b w:val="0"/>
+        </w:rPr>
+        <w:t>|---|---|---|---|</w:t>
+      </w:r>
+    </w:p>
+    <w:p>
+      <w:r>
+        <w:rPr>
+          <w:b w:val="0"/>
+        </w:rPr>
+        <w:t>| 공과 확인 및 연령별 활동 조정 | ________ | ________ | ________ |</w:t>
+      </w:r>
+    </w:p>
+    <w:p>
+      <w:r>
+        <w:rPr>
+          <w:b w:val="0"/>
+        </w:rPr>
+        <w:t>| 준비물 확보 및 교실 점검 | ________ | ________ | ________ |</w:t>
+      </w:r>
+    </w:p>
+    <w:p>
+      <w:r>
+        <w:rPr>
+          <w:b w:val="0"/>
+        </w:rPr>
+        <w:t>| 출석·활동 반응 기록 | ________ | ________ | ________ |</w:t>
+      </w:r>
+    </w:p>
+    <w:p>
+      <w:r>
+        <w:rPr>
+          <w:b w:val="0"/>
+        </w:rPr>
+        <w:t>| 보호자 인계 및 교실 정리 | ________ | ________ | ________ |</w:t>
+      </w:r>
+    </w:p>
+    <w:p>
+      <w:r>
+        <w:rPr>
+          <w:b w:val="0"/>
+        </w:rPr>
+        <w:t>| 월간 보고 및 증빙 제출 | ________ | ________ | ________ |</w:t>
+      </w:r>
+    </w:p>
+    <w:p>
+      <w:r>
+        <w:rPr>
+          <w:b w:val="0"/>
+        </w:rPr>
+        <w:t>바. 안전관리 계획</w:t>
+      </w:r>
+    </w:p>
+    <w:p>
+      <w:r>
+        <w:rPr>
+          <w:b w:val="0"/>
+        </w:rPr>
+        <w:t>| 위험요인 | 예방조치 | 담당 | 점검·조치 기한 |</w:t>
+      </w:r>
+    </w:p>
+    <w:p>
+      <w:r>
+        <w:rPr>
+          <w:b w:val="0"/>
+        </w:rPr>
+        <w:t>|---|---|---|---|</w:t>
+      </w:r>
+    </w:p>
+    <w:p>
+      <w:r>
+        <w:rPr>
+          <w:b w:val="0"/>
+        </w:rPr>
+        <w:t>| 작은 재료 삼킴·도구 사용 중 다침 | 연령에 맞는 재료 선정, 위험 도구 교사 관리 | ________ | ________ |</w:t>
+      </w:r>
+    </w:p>
+    <w:p>
+      <w:r>
+        <w:rPr>
+          <w:b w:val="0"/>
+        </w:rPr>
+        <w:t>| 이동 중 충돌·무단 이탈 | 통로 정리, 이동 전후 인원 확인 | ________ | ________ |</w:t>
+      </w:r>
+    </w:p>
+    <w:p>
+      <w:r>
+        <w:rPr>
+          <w:b w:val="0"/>
+        </w:rPr>
+        <w:t>| 간식 관련 알레르기 | 별도 동의서 확인 후 제공, 확인되지 않으면 제공 보류 | ________ | ________ |</w:t>
+      </w:r>
+    </w:p>
+    <w:p>
+      <w:r>
+        <w:rPr>
+          <w:b w:val="0"/>
+        </w:rPr>
+        <w:t>| 귀가 시 인계 착오 | 사전 확인된 보호자에게 인계하고 기록 | ________ | ________ |</w:t>
+      </w:r>
+    </w:p>
+    <w:p>
+      <w:r>
+        <w:rPr>
+          <w:b w:val="0"/>
+        </w:rPr>
+        <w:t>사. 소요 예산 및 재원</w:t>
+      </w:r>
+    </w:p>
+    <w:p>
+      <w:r>
+        <w:rPr>
+          <w:b w:val="0"/>
+        </w:rPr>
+        <w:t>(단위: 원)</w:t>
+      </w:r>
+    </w:p>
+    <w:p>
+      <w:r>
+        <w:rPr>
+          <w:b w:val="0"/>
+        </w:rPr>
+        <w:t>| 항목 | 산출근거 | 금액 | 재원 |</w:t>
+      </w:r>
+    </w:p>
+    <w:p>
+      <w:r>
+        <w:rPr>
+          <w:b w:val="0"/>
+        </w:rPr>
+        <w:t>|---|---|---|---|</w:t>
+      </w:r>
+    </w:p>
+    <w:p>
+      <w:r>
+        <w:rPr>
+          <w:b w:val="0"/>
+        </w:rPr>
+        <w:t>| 활동 재료 | ________원 × ________명 × ________회 | ________ | ________ |</w:t>
+      </w:r>
+    </w:p>
+    <w:p>
+      <w:r>
+        <w:rPr>
+          <w:b w:val="0"/>
+        </w:rPr>
+        <w:t>| 인쇄물 | ________원 × ________부 | ________ | ________ |</w:t>
+      </w:r>
+    </w:p>
+    <w:p>
+      <w:r>
+        <w:rPr>
+          <w:b w:val="0"/>
+        </w:rPr>
+        <w:t>| 기타: ________ | ________ | ________ | ________ |</w:t>
+      </w:r>
+    </w:p>
+    <w:p>
+      <w:r>
+        <w:rPr>
+          <w:b w:val="0"/>
+        </w:rPr>
+        <w:t>| 합계 | 금________원(금________원) | ________ | ________ |</w:t>
+      </w:r>
+    </w:p>
+    <w:p>
+      <w:r>
+        <w:rPr>
+          <w:b w:val="0"/>
+        </w:rPr>
+        <w:t>1) 구입 전 승인 확인: 담당 ________ / 기한 ________.</w:t>
+      </w:r>
+    </w:p>
+    <w:p>
+      <w:r>
+        <w:rPr>
+          <w:b w:val="0"/>
+        </w:rPr>
+        <w:t>2) 거래별 지출 기록과 영수증 번호 연결: 담당 ________ / 기한 ________.</w:t>
+      </w:r>
+    </w:p>
+    <w:p>
+      <w:r>
+        <w:rPr>
+          <w:b w:val="0"/>
+        </w:rPr>
+        <w:t>3) 작성자와 다른 사람이 증빙·합계를 확인하고 월별로 보고합니다. 작성 ________ / 확인 ________ / 기한 ________.</w:t>
+      </w:r>
+    </w:p>
+    <w:p>
+      <w:r>
+        <w:rPr>
+          <w:b w:val="0"/>
+        </w:rPr>
+        <w:t>4) 개인 계좌와 교회 재정을 혼용하지 않습니다. 현금 취급 시 두 사람이 함께 계수하고 서명합니다. 계수 ________ / 확인 ________ / 기한 ________.</w:t>
+      </w:r>
+    </w:p>
+    <w:p>
+      <w:r>
+        <w:rPr>
+          <w:b w:val="0"/>
+        </w:rPr>
+        <w:t>아. 기대 효과 및 평가 방법</w:t>
+      </w:r>
+    </w:p>
+    <w:p>
+      <w:r>
+        <w:rPr>
+          <w:b w:val="0"/>
+        </w:rPr>
+        <w:t>1) 기대 효과: 말씀에 대한 관심, 활동 참여 및 또래 간 배려를 돕습니다.</w:t>
+      </w:r>
+    </w:p>
+    <w:p>
+      <w:r>
+        <w:rPr>
+          <w:b w:val="0"/>
+        </w:rPr>
+        <w:t>2) 평가 방법: 실시 횟수, 주차별 출석 인원, 관찰된 반응 및 개선사항 반영 여부를 확인합니다.</w:t>
+      </w:r>
+    </w:p>
+    <w:p>
+      <w:r>
+        <w:rPr>
+          <w:b w:val="0"/>
+        </w:rPr>
+        <w:t>3) 평가 담당: ________ / 평가 기한: ________.</w:t>
+      </w:r>
+    </w:p>
+    <w:p>
+      <w:r>
+        <w:rPr>
+          <w:b w:val="0"/>
+        </w:rPr>
+        <w:t>자. 향후 일정</w:t>
+      </w:r>
+    </w:p>
+    <w:p>
+      <w:r>
+        <w:rPr>
+          <w:b w:val="0"/>
+        </w:rPr>
+        <w:t>| 내용 | 담당 | 기한 |</w:t>
+      </w:r>
+    </w:p>
+    <w:p>
+      <w:r>
+        <w:rPr>
+          <w:b w:val="0"/>
+        </w:rPr>
+        <w:t>|---|---|---|</w:t>
+      </w:r>
+    </w:p>
+    <w:p>
+      <w:r>
+        <w:rPr>
+          <w:b w:val="0"/>
+        </w:rPr>
+        <w:t>| 계획 검토 및 승인 | ________ | ________ |</w:t>
+      </w:r>
+    </w:p>
+    <w:p>
+      <w:r>
+        <w:rPr>
+          <w:b w:val="0"/>
+        </w:rPr>
+        <w:t>| 주차별 활동 실시 및 기록 | ________ | ________ |</w:t>
+      </w:r>
+    </w:p>
+    <w:p>
+      <w:r>
+        <w:rPr>
+          <w:b w:val="0"/>
+        </w:rPr>
+        <w:t>| 월간 결과보고 및 다음 달 계획 반영 | ________ | ________ |</w:t>
       </w:r>
     </w:p>
     <w:p>
       <w:pPr>
-        <w:pStyle w:val="ListBullet"/>
+        <w:pStyle w:val="ListNumber"/>
       </w:pPr>
       <w:r>
         <w:rPr>
           <w:b w:val="0"/>
         </w:rPr>
-        <w:t>주제 : ________</w:t>
+        <w:t>활동 결과보고</w:t>
+      </w:r>
+    </w:p>
+    <w:p>
+      <w:r>
+        <w:rPr>
+          <w:b w:val="0"/>
+        </w:rPr>
+        <w:t>가. 결과 요약</w:t>
+      </w:r>
+    </w:p>
+    <w:p>
+      <w:r>
+        <w:rPr>
+          <w:b w:val="0"/>
+        </w:rPr>
+        <w:t>보고 기간: ________ / 실시 ________회 / 누적 출석 ________명(중복 포함).</w:t>
+      </w:r>
+    </w:p>
+    <w:p>
+      <w:r>
+        <w:rPr>
+          <w:b w:val="0"/>
+        </w:rPr>
+        <w:t>주요 결과: ________.</w:t>
+      </w:r>
+    </w:p>
+    <w:p>
+      <w:r>
+        <w:rPr>
+          <w:b w:val="0"/>
+        </w:rPr>
+        <w:t>집행 총액: 금________원(금________원) / 후속조치: ________.</w:t>
+      </w:r>
+    </w:p>
+    <w:p>
+      <w:r>
+        <w:rPr>
+          <w:b w:val="0"/>
+        </w:rPr>
+        <w:t>나. 추진 개요</w:t>
+      </w:r>
+    </w:p>
+    <w:p>
+      <w:r>
+        <w:rPr>
+          <w:b w:val="0"/>
+        </w:rPr>
+        <w:t>실시 부서·반: ________ / 실제 운영 기간: ________ / 담당 교사: ________.</w:t>
+      </w:r>
+    </w:p>
+    <w:p>
+      <w:r>
+        <w:rPr>
+          <w:b w:val="0"/>
+        </w:rPr>
+        <w:t>주차별 실시 내용은 제1항 마목의 주차별 기록표에 기재합니다.</w:t>
+      </w:r>
+    </w:p>
+    <w:p>
+      <w:r>
+        <w:rPr>
+          <w:b w:val="0"/>
+        </w:rPr>
+        <w:t>다. 계획 대비 추진 실적</w:t>
+      </w:r>
+    </w:p>
+    <w:p>
+      <w:r>
+        <w:rPr>
+          <w:b w:val="0"/>
+        </w:rPr>
+        <w:t>| 항목 | 계획 | 실적 | 차이 사유 |</w:t>
+      </w:r>
+    </w:p>
+    <w:p>
+      <w:r>
+        <w:rPr>
+          <w:b w:val="0"/>
+        </w:rPr>
+        <w:t>|---|---|---|---|</w:t>
+      </w:r>
+    </w:p>
+    <w:p>
+      <w:r>
+        <w:rPr>
+          <w:b w:val="0"/>
+        </w:rPr>
+        <w:t>| 실시 횟수 | ________회 | ________회 | ________ |</w:t>
+      </w:r>
+    </w:p>
+    <w:p>
+      <w:r>
+        <w:rPr>
+          <w:b w:val="0"/>
+        </w:rPr>
+        <w:t>| 주차별 참여 인원 | ________명 | ________명 | ________ |</w:t>
+      </w:r>
+    </w:p>
+    <w:p>
+      <w:r>
+        <w:rPr>
+          <w:b w:val="0"/>
+        </w:rPr>
+        <w:t>| 활동 내용 | ________ | ________ | ________ |</w:t>
+      </w:r>
+    </w:p>
+    <w:p>
+      <w:r>
+        <w:rPr>
+          <w:b w:val="0"/>
+        </w:rPr>
+        <w:t>라. 주요 성과 및 평가</w:t>
+      </w:r>
+    </w:p>
+    <w:p>
+      <w:r>
+        <w:rPr>
+          <w:b w:val="0"/>
+        </w:rPr>
+        <w:t>1) 신앙적 목적과 관련하여 관찰한 모습: ________.</w:t>
+      </w:r>
+    </w:p>
+    <w:p>
+      <w:r>
+        <w:rPr>
+          <w:b w:val="0"/>
+        </w:rPr>
+        <w:t>2) 확인 가능한 결과 및 근거: ________.</w:t>
+      </w:r>
+    </w:p>
+    <w:p>
+      <w:r>
+        <w:rPr>
+          <w:b w:val="0"/>
+        </w:rPr>
+        <w:t>3) 연령 적합성·참여도·준비물에 대한 평가: ________.</w:t>
+      </w:r>
+    </w:p>
+    <w:p>
+      <w:r>
+        <w:rPr>
+          <w:b w:val="0"/>
+        </w:rPr>
+        <w:t>마. 예산 집행 및 정산</w:t>
+      </w:r>
+    </w:p>
+    <w:p>
+      <w:r>
+        <w:rPr>
+          <w:b w:val="0"/>
+        </w:rPr>
+        <w:t>(단위: 원)</w:t>
+      </w:r>
+    </w:p>
+    <w:p>
+      <w:r>
+        <w:rPr>
+          <w:b w:val="0"/>
+        </w:rPr>
+        <w:t>| 항목 | 산출근거 | 예산 | 집행 | 잔액 | 차액 사유 | 증빙 번호 |</w:t>
+      </w:r>
+    </w:p>
+    <w:p>
+      <w:r>
+        <w:rPr>
+          <w:b w:val="0"/>
+        </w:rPr>
+        <w:t>|---|---|---|---|---|---|---|</w:t>
+      </w:r>
+    </w:p>
+    <w:p>
+      <w:r>
+        <w:rPr>
+          <w:b w:val="0"/>
+        </w:rPr>
+        <w:t>| ________ | ________ | ________ | ________ | ________ | ________ | ________ |</w:t>
+      </w:r>
+    </w:p>
+    <w:p>
+      <w:r>
+        <w:rPr>
+          <w:b w:val="0"/>
+        </w:rPr>
+        <w:t>| 합계 | ________ | ________ | ________ | ________ | ________ | ________ |</w:t>
+      </w:r>
+    </w:p>
+    <w:p>
+      <w:r>
+        <w:rPr>
+          <w:b w:val="0"/>
+        </w:rPr>
+        <w:t>집행 총액: 금________원(금________원) / 잔액 처리: ________.</w:t>
+      </w:r>
+    </w:p>
+    <w:p>
+      <w:r>
+        <w:rPr>
+          <w:b w:val="0"/>
+        </w:rPr>
+        <w:t>정산 작성: ________ / 별도 확인: ________ / 확인 기한: ________.</w:t>
+      </w:r>
+    </w:p>
+    <w:p>
+      <w:r>
+        <w:rPr>
+          <w:b w:val="0"/>
+        </w:rPr>
+        <w:t>바. 안전·운영 사항</w:t>
+      </w:r>
+    </w:p>
+    <w:p>
+      <w:r>
+        <w:rPr>
+          <w:b w:val="0"/>
+        </w:rPr>
+        <w:t>사고·인계·운영 변동 여부 및 조치: ________.</w:t>
+      </w:r>
+    </w:p>
+    <w:p>
+      <w:r>
+        <w:rPr>
+          <w:b w:val="0"/>
+        </w:rPr>
+        <w:t>담당: ________ / 조치 완료일 또는 기한: ________.</w:t>
+      </w:r>
+    </w:p>
+    <w:p>
+      <w:r>
+        <w:rPr>
+          <w:b w:val="0"/>
+        </w:rPr>
+        <w:t>사. 문제점 및 개선사항</w:t>
+      </w:r>
+    </w:p>
+    <w:p>
+      <w:r>
+        <w:rPr>
+          <w:b w:val="0"/>
+        </w:rPr>
+        <w:t>| 문제점 | 개선사항 | 담당 | 기한 |</w:t>
+      </w:r>
+    </w:p>
+    <w:p>
+      <w:r>
+        <w:rPr>
+          <w:b w:val="0"/>
+        </w:rPr>
+        <w:t>|---|---|---|---|</w:t>
+      </w:r>
+    </w:p>
+    <w:p>
+      <w:r>
+        <w:rPr>
+          <w:b w:val="0"/>
+        </w:rPr>
+        <w:t>| ________ | ________ | ________ | ________ |</w:t>
+      </w:r>
+    </w:p>
+    <w:p>
+      <w:r>
+        <w:rPr>
+          <w:b w:val="0"/>
+        </w:rPr>
+        <w:t>아. 후속조치 및 다음 주 계획</w:t>
+      </w:r>
+    </w:p>
+    <w:p>
+      <w:r>
+        <w:rPr>
+          <w:b w:val="0"/>
+        </w:rPr>
+        <w:t>| 내용 | 담당 | 기한 |</w:t>
+      </w:r>
+    </w:p>
+    <w:p>
+      <w:r>
+        <w:rPr>
+          <w:b w:val="0"/>
+        </w:rPr>
+        <w:t>|---|---|---|</w:t>
+      </w:r>
+    </w:p>
+    <w:p>
+      <w:r>
+        <w:rPr>
+          <w:b w:val="0"/>
+        </w:rPr>
+        <w:t>| 다음 주 날짜·본문 장절: ________ | ________ | ________ |</w:t>
+      </w:r>
+    </w:p>
+    <w:p>
+      <w:r>
+        <w:rPr>
+          <w:b w:val="0"/>
+        </w:rPr>
+        <w:t>| 공과 주제·활동: ________ | ________ | ________ |</w:t>
+      </w:r>
+    </w:p>
+    <w:p>
+      <w:r>
+        <w:rPr>
+          <w:b w:val="0"/>
+        </w:rPr>
+        <w:t>| 준비물·보완사항: ________ | ________ | ________ |</w:t>
+      </w:r>
+    </w:p>
+    <w:p>
+      <w:r>
+        <w:rPr>
+          <w:b w:val="0"/>
+        </w:rPr>
+        <w:t>| 개별 돌봄 후속 확인: 별도 기록 참조 ________ | ________ | ________ |</w:t>
+      </w:r>
+    </w:p>
+    <w:p>
+      <w:r>
+        <w:rPr>
+          <w:b w:val="0"/>
+        </w:rPr>
+        <w:t>자. 부장 확인</w:t>
+      </w:r>
+    </w:p>
+    <w:p>
+      <w:r>
+        <w:rPr>
+          <w:b w:val="0"/>
+        </w:rPr>
+        <w:t>| 확인일 | 부장 성명·서명 | 확인 의견 | 보완 담당·기한 |</w:t>
+      </w:r>
+    </w:p>
+    <w:p>
+      <w:r>
+        <w:rPr>
+          <w:b w:val="0"/>
+        </w:rPr>
+        <w:t>|---|---|---|---|</w:t>
+      </w:r>
+    </w:p>
+    <w:p>
+      <w:r>
+        <w:rPr>
+          <w:b w:val="0"/>
+        </w:rPr>
+        <w:t>| ________ | ________ | ________ | ________ |</w:t>
+      </w:r>
+    </w:p>
+    <w:p>
+      <w:r>
+        <w:rPr>
+          <w:b w:val="0"/>
+        </w:rPr>
+        <w:t>붙임 1. 아동별 특이사항 및 개별 돌봄 기록지(별도 보관) 1부.</w:t>
       </w:r>
     </w:p>
     <w:p>
       <w:pPr>
-        <w:pStyle w:val="ListBullet"/>
+        <w:pStyle w:val="Heading3"/>
       </w:pPr>
       <w:r>
         <w:rPr>
           <w:b w:val="0"/>
         </w:rPr>
-        <w:t>주제 말씀 : ________</w:t>
+        <w:t>붙임 1. 아동별 특이사항 및 개별 돌봄 기록지</w:t>
       </w:r>
     </w:p>
     <w:p>
-      <w:pPr>
-        <w:pStyle w:val="ListBullet"/>
-      </w:pPr>
       <w:r>
         <w:rPr>
           <w:b w:val="0"/>
         </w:rPr>
-        <w:t>목적 : 말씀을 배우고 활동을 통해 생활 속에서 실천한다.</w:t>
+        <w:t>※ 공개·배포용 본문에서 분리하여 보관합니다. 필요한 내용만 기록하고, 담당 교사와 부장 등 업무상 필요한 사람만 열람합니다.</w:t>
       </w:r>
     </w:p>
-    <w:p>
-      <w:pPr>
-        <w:pStyle w:val="ListBullet"/>
-      </w:pPr>
-      <w:r>
-        <w:rPr>
-          <w:b w:val="0"/>
-        </w:rPr>
-        <w:t>장소 : ________</w:t>
-      </w:r>
-    </w:p>
-    <w:p>
-      <w:pPr>
-        <w:pStyle w:val="ListBullet"/>
-      </w:pPr>
-      <w:r>
-        <w:rPr>
-          <w:b w:val="0"/>
-        </w:rPr>
-        <w:t>일시 : ________년 ________월 매주 주일 ________</w:t>
-      </w:r>
-    </w:p>
-    <w:p>
-      <w:pPr>
-        <w:pStyle w:val="ListBullet"/>
-      </w:pPr>
-      <w:r>
-        <w:rPr>
-          <w:b w:val="0"/>
-        </w:rPr>
-        <w:t>담당 : ________</w:t>
-      </w:r>
-    </w:p>
-    <w:p>
-      <w:pPr>
-        <w:pStyle w:val="ListBullet"/>
-      </w:pPr>
-      <w:r>
-        <w:rPr>
-          <w:b w:val="0"/>
-        </w:rPr>
-        <w:t>대상 : ________부 ________반 (예상 인원 ________명: 학생 ________, 교사 ________)</w:t>
-      </w:r>
-    </w:p>
-    <w:p>
-      <w:pPr>
-        <w:pStyle w:val="Heading2"/>
-      </w:pPr>
-      <w:r>
-        <w:rPr>
-          <w:b w:val="0"/>
-        </w:rPr>
-        <w:t>주차별 계획 및 보고</w:t>
-      </w:r>
-    </w:p>
+    <w:tbl>
+      <w:tblPr>
+        <w:tblStyle w:val="TableGrid"/>
+        <w:tblW w:type="auto" w:w="0"/>
+        <w:tblLook w:firstColumn="1" w:firstRow="1" w:lastColumn="0" w:lastRow="0" w:noHBand="0" w:noVBand="1" w:val="04A0"/>
+      </w:tblPr>
+      <w:tblGrid>
+        <w:gridCol w:w="2160"/>
+        <w:gridCol w:w="2160"/>
+        <w:gridCol w:w="2160"/>
+        <w:gridCol w:w="2160"/>
+      </w:tblGrid>
+      <w:tr>
+        <w:tc>
+          <w:tcPr>
+            <w:tcW w:type="dxa" w:w="2160"/>
+          </w:tcPr>
+          <w:p>
+            <w:r>
+              <w:rPr>
+                <w:b/>
+              </w:rPr>
+              <w:t>부서·반</w:t>
+            </w:r>
+          </w:p>
+        </w:tc>
+        <w:tc>
+          <w:tcPr>
+            <w:tcW w:type="dxa" w:w="2160"/>
+          </w:tcPr>
+          <w:p>
+            <w:r>
+              <w:rPr>
+                <w:b/>
+              </w:rPr>
+              <w:t>기록 기간</w:t>
+            </w:r>
+          </w:p>
+        </w:tc>
+        <w:tc>
+          <w:tcPr>
+            <w:tcW w:type="dxa" w:w="2160"/>
+          </w:tcPr>
+          <w:p>
+            <w:r>
+              <w:rPr>
+                <w:b/>
+              </w:rPr>
+              <w:t>기록자</w:t>
+            </w:r>
+          </w:p>
+        </w:tc>
+        <w:tc>
+          <w:tcPr>
+            <w:tcW w:type="dxa" w:w="2160"/>
+          </w:tcPr>
+          <w:p>
+            <w:r>
+              <w:rPr>
+                <w:b/>
+              </w:rPr>
+              <w:t>보관 책임자</w:t>
+            </w:r>
+          </w:p>
+        </w:tc>
+      </w:tr>
+      <w:tr>
+        <w:tc>
+          <w:tcPr>
+            <w:tcW w:type="dxa" w:w="2160"/>
+          </w:tcPr>
+          <w:p>
+            <w:r>
+              <w:rPr>
+                <w:b w:val="0"/>
+              </w:rPr>
+              <w:t>________</w:t>
+            </w:r>
+          </w:p>
+        </w:tc>
+        <w:tc>
+          <w:tcPr>
+            <w:tcW w:type="dxa" w:w="2160"/>
+          </w:tcPr>
+          <w:p>
+            <w:r>
+              <w:rPr>
+                <w:b w:val="0"/>
+              </w:rPr>
+              <w:t>________</w:t>
+            </w:r>
+          </w:p>
+        </w:tc>
+        <w:tc>
+          <w:tcPr>
+            <w:tcW w:type="dxa" w:w="2160"/>
+          </w:tcPr>
+          <w:p>
+            <w:r>
+              <w:rPr>
+                <w:b w:val="0"/>
+              </w:rPr>
+              <w:t>________</w:t>
+            </w:r>
+          </w:p>
+        </w:tc>
+        <w:tc>
+          <w:tcPr>
+            <w:tcW w:type="dxa" w:w="2160"/>
+          </w:tcPr>
+          <w:p>
+            <w:r>
+              <w:rPr>
+                <w:b w:val="0"/>
+              </w:rPr>
+              <w:t>________</w:t>
+            </w:r>
+          </w:p>
+        </w:tc>
+      </w:tr>
+    </w:tbl>
+    <w:p/>
     <w:tbl>
       <w:tblPr>
         <w:tblStyle w:val="TableGrid"/>
@@ -138,7 +1435,7 @@
               <w:rPr>
                 <w:b/>
               </w:rPr>
-              <w:t>날짜</w:t>
+              <w:t>아동 이름 또는 관리번호</w:t>
             </w:r>
           </w:p>
         </w:tc>
@@ -151,7 +1448,7 @@
               <w:rPr>
                 <w:b/>
               </w:rPr>
-              <w:t>본문 장절</w:t>
+              <w:t>관찰일</w:t>
             </w:r>
           </w:p>
         </w:tc>
@@ -164,7 +1461,7 @@
               <w:rPr>
                 <w:b/>
               </w:rPr>
-              <w:t>공과 주제</w:t>
+              <w:t>특이사항·도움이 필요한 점</w:t>
             </w:r>
           </w:p>
         </w:tc>
@@ -177,7 +1474,7 @@
               <w:rPr>
                 <w:b/>
               </w:rPr>
-              <w:t>활동</w:t>
+              <w:t>지원·후속조치</w:t>
             </w:r>
           </w:p>
         </w:tc>
@@ -190,7 +1487,7 @@
               <w:rPr>
                 <w:b/>
               </w:rPr>
-              <w:t>준비물</w:t>
+              <w:t>담당</w:t>
             </w:r>
           </w:p>
         </w:tc>
@@ -203,7 +1500,7 @@
               <w:rPr>
                 <w:b/>
               </w:rPr>
-              <w:t>출석 인원</w:t>
+              <w:t>기한</w:t>
             </w:r>
           </w:p>
         </w:tc>
@@ -216,7 +1513,7 @@
               <w:rPr>
                 <w:b/>
               </w:rPr>
-              <w:t>반응</w:t>
+              <w:t>확인</w:t>
             </w:r>
           </w:p>
         </w:tc>
@@ -296,7 +1593,7 @@
               <w:rPr>
                 <w:b w:val="0"/>
               </w:rPr>
-              <w:t>________명</w:t>
+              <w:t>________</w:t>
             </w:r>
           </w:p>
         </w:tc>
@@ -389,7 +1686,7 @@
               <w:rPr>
                 <w:b w:val="0"/>
               </w:rPr>
-              <w:t>________명</w:t>
+              <w:t>________</w:t>
             </w:r>
           </w:p>
         </w:tc>
@@ -482,193 +1779,7 @@
               <w:rPr>
                 <w:b w:val="0"/>
               </w:rPr>
-              <w:t>________명</w:t>
-            </w:r>
-          </w:p>
-        </w:tc>
-        <w:tc>
-          <w:tcPr>
-            <w:tcW w:type="dxa" w:w="1234"/>
-          </w:tcPr>
-          <w:p>
-            <w:r>
-              <w:rPr>
-                <w:b w:val="0"/>
-              </w:rPr>
               <w:t>________</w:t>
-            </w:r>
-          </w:p>
-        </w:tc>
-      </w:tr>
-      <w:tr>
-        <w:tc>
-          <w:tcPr>
-            <w:tcW w:type="dxa" w:w="1234"/>
-          </w:tcPr>
-          <w:p>
-            <w:r>
-              <w:rPr>
-                <w:b w:val="0"/>
-              </w:rPr>
-              <w:t>________</w:t>
-            </w:r>
-          </w:p>
-        </w:tc>
-        <w:tc>
-          <w:tcPr>
-            <w:tcW w:type="dxa" w:w="1234"/>
-          </w:tcPr>
-          <w:p>
-            <w:r>
-              <w:rPr>
-                <w:b w:val="0"/>
-              </w:rPr>
-              <w:t>________</w:t>
-            </w:r>
-          </w:p>
-        </w:tc>
-        <w:tc>
-          <w:tcPr>
-            <w:tcW w:type="dxa" w:w="1234"/>
-          </w:tcPr>
-          <w:p>
-            <w:r>
-              <w:rPr>
-                <w:b w:val="0"/>
-              </w:rPr>
-              <w:t>________</w:t>
-            </w:r>
-          </w:p>
-        </w:tc>
-        <w:tc>
-          <w:tcPr>
-            <w:tcW w:type="dxa" w:w="1234"/>
-          </w:tcPr>
-          <w:p>
-            <w:r>
-              <w:rPr>
-                <w:b w:val="0"/>
-              </w:rPr>
-              <w:t>________</w:t>
-            </w:r>
-          </w:p>
-        </w:tc>
-        <w:tc>
-          <w:tcPr>
-            <w:tcW w:type="dxa" w:w="1234"/>
-          </w:tcPr>
-          <w:p>
-            <w:r>
-              <w:rPr>
-                <w:b w:val="0"/>
-              </w:rPr>
-              <w:t>________</w:t>
-            </w:r>
-          </w:p>
-        </w:tc>
-        <w:tc>
-          <w:tcPr>
-            <w:tcW w:type="dxa" w:w="1234"/>
-          </w:tcPr>
-          <w:p>
-            <w:r>
-              <w:rPr>
-                <w:b w:val="0"/>
-              </w:rPr>
-              <w:t>________명</w:t>
-            </w:r>
-          </w:p>
-        </w:tc>
-        <w:tc>
-          <w:tcPr>
-            <w:tcW w:type="dxa" w:w="1234"/>
-          </w:tcPr>
-          <w:p>
-            <w:r>
-              <w:rPr>
-                <w:b w:val="0"/>
-              </w:rPr>
-              <w:t>________</w:t>
-            </w:r>
-          </w:p>
-        </w:tc>
-      </w:tr>
-      <w:tr>
-        <w:tc>
-          <w:tcPr>
-            <w:tcW w:type="dxa" w:w="1234"/>
-          </w:tcPr>
-          <w:p>
-            <w:r>
-              <w:rPr>
-                <w:b w:val="0"/>
-              </w:rPr>
-              <w:t>________</w:t>
-            </w:r>
-          </w:p>
-        </w:tc>
-        <w:tc>
-          <w:tcPr>
-            <w:tcW w:type="dxa" w:w="1234"/>
-          </w:tcPr>
-          <w:p>
-            <w:r>
-              <w:rPr>
-                <w:b w:val="0"/>
-              </w:rPr>
-              <w:t>________</w:t>
-            </w:r>
-          </w:p>
-        </w:tc>
-        <w:tc>
-          <w:tcPr>
-            <w:tcW w:type="dxa" w:w="1234"/>
-          </w:tcPr>
-          <w:p>
-            <w:r>
-              <w:rPr>
-                <w:b w:val="0"/>
-              </w:rPr>
-              <w:t>________</w:t>
-            </w:r>
-          </w:p>
-        </w:tc>
-        <w:tc>
-          <w:tcPr>
-            <w:tcW w:type="dxa" w:w="1234"/>
-          </w:tcPr>
-          <w:p>
-            <w:r>
-              <w:rPr>
-                <w:b w:val="0"/>
-              </w:rPr>
-              <w:t>________</w:t>
-            </w:r>
-          </w:p>
-        </w:tc>
-        <w:tc>
-          <w:tcPr>
-            <w:tcW w:type="dxa" w:w="1234"/>
-          </w:tcPr>
-          <w:p>
-            <w:r>
-              <w:rPr>
-                <w:b w:val="0"/>
-              </w:rPr>
-              <w:t>________</w:t>
-            </w:r>
-          </w:p>
-        </w:tc>
-        <w:tc>
-          <w:tcPr>
-            <w:tcW w:type="dxa" w:w="1234"/>
-          </w:tcPr>
-          <w:p>
-            <w:r>
-              <w:rPr>
-                <w:b w:val="0"/>
-              </w:rPr>
-              <w:t>________명</w:t>
             </w:r>
           </w:p>
         </w:tc>
@@ -689,469 +1800,19 @@
     </w:tbl>
     <w:p/>
     <w:p>
-      <w:pPr>
-        <w:pStyle w:val="Heading2"/>
-      </w:pPr>
       <w:r>
         <w:rPr>
           <w:b w:val="0"/>
         </w:rPr>
-        <w:t>아이별 특이사항</w:t>
+        <w:t>개인정보 수집·이용 동의: 아동 돌봄·안전관리를 위해 아동 식별정보와 관찰사항을 ________까지 보관·이용하는 데 동의합니다. 동의를 거부할 수 있으며 개별 지원에 제한이 있을 수 있습니다. 동의 여부 ________ / 보호자 서명 ________ / 날짜 ________.</w:t>
       </w:r>
     </w:p>
-    <w:tbl>
-      <w:tblPr>
-        <w:tblStyle w:val="TableGrid"/>
-        <w:tblW w:type="auto" w:w="0"/>
-        <w:tblLook w:firstColumn="1" w:firstRow="1" w:lastColumn="0" w:lastRow="0" w:noHBand="0" w:noVBand="1" w:val="04A0"/>
-      </w:tblPr>
-      <w:tblGrid>
-        <w:gridCol w:w="2160"/>
-        <w:gridCol w:w="2160"/>
-        <w:gridCol w:w="2160"/>
-        <w:gridCol w:w="2160"/>
-      </w:tblGrid>
-      <w:tr>
-        <w:tc>
-          <w:tcPr>
-            <w:tcW w:type="dxa" w:w="2160"/>
-          </w:tcPr>
-          <w:p>
-            <w:r>
-              <w:rPr>
-                <w:b/>
-              </w:rPr>
-              <w:t>날짜</w:t>
-            </w:r>
-          </w:p>
-        </w:tc>
-        <w:tc>
-          <w:tcPr>
-            <w:tcW w:type="dxa" w:w="2160"/>
-          </w:tcPr>
-          <w:p>
-            <w:r>
-              <w:rPr>
-                <w:b/>
-              </w:rPr>
-              <w:t>아이 이름</w:t>
-            </w:r>
-          </w:p>
-        </w:tc>
-        <w:tc>
-          <w:tcPr>
-            <w:tcW w:type="dxa" w:w="2160"/>
-          </w:tcPr>
-          <w:p>
-            <w:r>
-              <w:rPr>
-                <w:b/>
-              </w:rPr>
-              <w:t>관찰 내용·기도 제목</w:t>
-            </w:r>
-          </w:p>
-        </w:tc>
-        <w:tc>
-          <w:tcPr>
-            <w:tcW w:type="dxa" w:w="2160"/>
-          </w:tcPr>
-          <w:p>
-            <w:r>
-              <w:rPr>
-                <w:b/>
-              </w:rPr>
-              <w:t>필요한 돌봄·후속 조치</w:t>
-            </w:r>
-          </w:p>
-        </w:tc>
-      </w:tr>
-      <w:tr>
-        <w:tc>
-          <w:tcPr>
-            <w:tcW w:type="dxa" w:w="2160"/>
-          </w:tcPr>
-          <w:p>
-            <w:r>
-              <w:rPr>
-                <w:b w:val="0"/>
-              </w:rPr>
-              <w:t>________</w:t>
-            </w:r>
-          </w:p>
-        </w:tc>
-        <w:tc>
-          <w:tcPr>
-            <w:tcW w:type="dxa" w:w="2160"/>
-          </w:tcPr>
-          <w:p>
-            <w:r>
-              <w:rPr>
-                <w:b w:val="0"/>
-              </w:rPr>
-              <w:t>________</w:t>
-            </w:r>
-          </w:p>
-        </w:tc>
-        <w:tc>
-          <w:tcPr>
-            <w:tcW w:type="dxa" w:w="2160"/>
-          </w:tcPr>
-          <w:p>
-            <w:r>
-              <w:rPr>
-                <w:b w:val="0"/>
-              </w:rPr>
-              <w:t>________</w:t>
-            </w:r>
-          </w:p>
-        </w:tc>
-        <w:tc>
-          <w:tcPr>
-            <w:tcW w:type="dxa" w:w="2160"/>
-          </w:tcPr>
-          <w:p>
-            <w:r>
-              <w:rPr>
-                <w:b w:val="0"/>
-              </w:rPr>
-              <w:t>________</w:t>
-            </w:r>
-          </w:p>
-        </w:tc>
-      </w:tr>
-      <w:tr>
-        <w:tc>
-          <w:tcPr>
-            <w:tcW w:type="dxa" w:w="2160"/>
-          </w:tcPr>
-          <w:p>
-            <w:r>
-              <w:rPr>
-                <w:b w:val="0"/>
-              </w:rPr>
-              <w:t>________</w:t>
-            </w:r>
-          </w:p>
-        </w:tc>
-        <w:tc>
-          <w:tcPr>
-            <w:tcW w:type="dxa" w:w="2160"/>
-          </w:tcPr>
-          <w:p>
-            <w:r>
-              <w:rPr>
-                <w:b w:val="0"/>
-              </w:rPr>
-              <w:t>________</w:t>
-            </w:r>
-          </w:p>
-        </w:tc>
-        <w:tc>
-          <w:tcPr>
-            <w:tcW w:type="dxa" w:w="2160"/>
-          </w:tcPr>
-          <w:p>
-            <w:r>
-              <w:rPr>
-                <w:b w:val="0"/>
-              </w:rPr>
-              <w:t>________</w:t>
-            </w:r>
-          </w:p>
-        </w:tc>
-        <w:tc>
-          <w:tcPr>
-            <w:tcW w:type="dxa" w:w="2160"/>
-          </w:tcPr>
-          <w:p>
-            <w:r>
-              <w:rPr>
-                <w:b w:val="0"/>
-              </w:rPr>
-              <w:t>________</w:t>
-            </w:r>
-          </w:p>
-        </w:tc>
-      </w:tr>
-      <w:tr>
-        <w:tc>
-          <w:tcPr>
-            <w:tcW w:type="dxa" w:w="2160"/>
-          </w:tcPr>
-          <w:p>
-            <w:r>
-              <w:rPr>
-                <w:b w:val="0"/>
-              </w:rPr>
-              <w:t>________</w:t>
-            </w:r>
-          </w:p>
-        </w:tc>
-        <w:tc>
-          <w:tcPr>
-            <w:tcW w:type="dxa" w:w="2160"/>
-          </w:tcPr>
-          <w:p>
-            <w:r>
-              <w:rPr>
-                <w:b w:val="0"/>
-              </w:rPr>
-              <w:t>________</w:t>
-            </w:r>
-          </w:p>
-        </w:tc>
-        <w:tc>
-          <w:tcPr>
-            <w:tcW w:type="dxa" w:w="2160"/>
-          </w:tcPr>
-          <w:p>
-            <w:r>
-              <w:rPr>
-                <w:b w:val="0"/>
-              </w:rPr>
-              <w:t>________</w:t>
-            </w:r>
-          </w:p>
-        </w:tc>
-        <w:tc>
-          <w:tcPr>
-            <w:tcW w:type="dxa" w:w="2160"/>
-          </w:tcPr>
-          <w:p>
-            <w:r>
-              <w:rPr>
-                <w:b w:val="0"/>
-              </w:rPr>
-              <w:t>________</w:t>
-            </w:r>
-          </w:p>
-        </w:tc>
-      </w:tr>
-      <w:tr>
-        <w:tc>
-          <w:tcPr>
-            <w:tcW w:type="dxa" w:w="2160"/>
-          </w:tcPr>
-          <w:p>
-            <w:r>
-              <w:rPr>
-                <w:b w:val="0"/>
-              </w:rPr>
-              <w:t>________</w:t>
-            </w:r>
-          </w:p>
-        </w:tc>
-        <w:tc>
-          <w:tcPr>
-            <w:tcW w:type="dxa" w:w="2160"/>
-          </w:tcPr>
-          <w:p>
-            <w:r>
-              <w:rPr>
-                <w:b w:val="0"/>
-              </w:rPr>
-              <w:t>________</w:t>
-            </w:r>
-          </w:p>
-        </w:tc>
-        <w:tc>
-          <w:tcPr>
-            <w:tcW w:type="dxa" w:w="2160"/>
-          </w:tcPr>
-          <w:p>
-            <w:r>
-              <w:rPr>
-                <w:b w:val="0"/>
-              </w:rPr>
-              <w:t>________</w:t>
-            </w:r>
-          </w:p>
-        </w:tc>
-        <w:tc>
-          <w:tcPr>
-            <w:tcW w:type="dxa" w:w="2160"/>
-          </w:tcPr>
-          <w:p>
-            <w:r>
-              <w:rPr>
-                <w:b w:val="0"/>
-              </w:rPr>
-              <w:t>________</w:t>
-            </w:r>
-          </w:p>
-        </w:tc>
-      </w:tr>
-    </w:tbl>
-    <w:p/>
     <w:p>
-      <w:pPr>
-        <w:pStyle w:val="Heading2"/>
-      </w:pPr>
       <w:r>
         <w:rPr>
           <w:b w:val="0"/>
         </w:rPr>
-        <w:t>다음 주 계획</w:t>
-      </w:r>
-    </w:p>
-    <w:tbl>
-      <w:tblPr>
-        <w:tblStyle w:val="TableGrid"/>
-        <w:tblW w:type="auto" w:w="0"/>
-        <w:tblLook w:firstColumn="1" w:firstRow="1" w:lastColumn="0" w:lastRow="0" w:noHBand="0" w:noVBand="1" w:val="04A0"/>
-      </w:tblPr>
-      <w:tblGrid>
-        <w:gridCol w:w="1728"/>
-        <w:gridCol w:w="1728"/>
-        <w:gridCol w:w="1728"/>
-        <w:gridCol w:w="1728"/>
-        <w:gridCol w:w="1728"/>
-      </w:tblGrid>
-      <w:tr>
-        <w:tc>
-          <w:tcPr>
-            <w:tcW w:type="dxa" w:w="1728"/>
-          </w:tcPr>
-          <w:p>
-            <w:r>
-              <w:rPr>
-                <w:b/>
-              </w:rPr>
-              <w:t>날짜</w:t>
-            </w:r>
-          </w:p>
-        </w:tc>
-        <w:tc>
-          <w:tcPr>
-            <w:tcW w:type="dxa" w:w="1728"/>
-          </w:tcPr>
-          <w:p>
-            <w:r>
-              <w:rPr>
-                <w:b/>
-              </w:rPr>
-              <w:t>본문 장절·공과 주제</w:t>
-            </w:r>
-          </w:p>
-        </w:tc>
-        <w:tc>
-          <w:tcPr>
-            <w:tcW w:type="dxa" w:w="1728"/>
-          </w:tcPr>
-          <w:p>
-            <w:r>
-              <w:rPr>
-                <w:b/>
-              </w:rPr>
-              <w:t>활동</w:t>
-            </w:r>
-          </w:p>
-        </w:tc>
-        <w:tc>
-          <w:tcPr>
-            <w:tcW w:type="dxa" w:w="1728"/>
-          </w:tcPr>
-          <w:p>
-            <w:r>
-              <w:rPr>
-                <w:b/>
-              </w:rPr>
-              <w:t>준비물·준비 담당</w:t>
-            </w:r>
-          </w:p>
-        </w:tc>
-        <w:tc>
-          <w:tcPr>
-            <w:tcW w:type="dxa" w:w="1728"/>
-          </w:tcPr>
-          <w:p>
-            <w:r>
-              <w:rPr>
-                <w:b/>
-              </w:rPr>
-              <w:t>돌봄·연락할 사항</w:t>
-            </w:r>
-          </w:p>
-        </w:tc>
-      </w:tr>
-      <w:tr>
-        <w:tc>
-          <w:tcPr>
-            <w:tcW w:type="dxa" w:w="1728"/>
-          </w:tcPr>
-          <w:p>
-            <w:r>
-              <w:rPr>
-                <w:b w:val="0"/>
-              </w:rPr>
-              <w:t>________</w:t>
-            </w:r>
-          </w:p>
-        </w:tc>
-        <w:tc>
-          <w:tcPr>
-            <w:tcW w:type="dxa" w:w="1728"/>
-          </w:tcPr>
-          <w:p>
-            <w:r>
-              <w:rPr>
-                <w:b w:val="0"/>
-              </w:rPr>
-              <w:t>________</w:t>
-            </w:r>
-          </w:p>
-        </w:tc>
-        <w:tc>
-          <w:tcPr>
-            <w:tcW w:type="dxa" w:w="1728"/>
-          </w:tcPr>
-          <w:p>
-            <w:r>
-              <w:rPr>
-                <w:b w:val="0"/>
-              </w:rPr>
-              <w:t>________</w:t>
-            </w:r>
-          </w:p>
-        </w:tc>
-        <w:tc>
-          <w:tcPr>
-            <w:tcW w:type="dxa" w:w="1728"/>
-          </w:tcPr>
-          <w:p>
-            <w:r>
-              <w:rPr>
-                <w:b w:val="0"/>
-              </w:rPr>
-              <w:t>________</w:t>
-            </w:r>
-          </w:p>
-        </w:tc>
-        <w:tc>
-          <w:tcPr>
-            <w:tcW w:type="dxa" w:w="1728"/>
-          </w:tcPr>
-          <w:p>
-            <w:r>
-              <w:rPr>
-                <w:b w:val="0"/>
-              </w:rPr>
-              <w:t>________</w:t>
-            </w:r>
-          </w:p>
-        </w:tc>
-      </w:tr>
-    </w:tbl>
-    <w:p/>
-    <w:p>
-      <w:pPr>
-        <w:pStyle w:val="Heading2"/>
-      </w:pPr>
-      <w:r>
-        <w:rPr>
-          <w:b w:val="0"/>
-        </w:rPr>
-        <w:t>부장 확인</w:t>
+        <w:t>건강정보 등 민감정보가 필요한 경우 별도 회신서에서 필요한 항목과 보유기간을 안내하고 별도 동의를 받습니다. 담당 ________ / 기한 ________.</w:t>
       </w:r>
     </w:p>
     <w:tbl>
@@ -1175,7 +1836,7 @@
               <w:rPr>
                 <w:b/>
               </w:rPr>
-              <w:t>확인일</w:t>
+              <w:t>보관 종료일</w:t>
             </w:r>
           </w:p>
         </w:tc>
@@ -1188,7 +1849,7 @@
               <w:rPr>
                 <w:b/>
               </w:rPr>
-              <w:t>부장 확인</w:t>
+              <w:t>파기 담당</w:t>
             </w:r>
           </w:p>
         </w:tc>
@@ -1201,7 +1862,7 @@
               <w:rPr>
                 <w:b/>
               </w:rPr>
-              <w:t>협의·지원할 사항</w:t>
+              <w:t>파기 확인</w:t>
             </w:r>
           </w:p>
         </w:tc>
@@ -1229,7 +1890,7 @@
               <w:rPr>
                 <w:b w:val="0"/>
               </w:rPr>
-              <w:t>________ (서명)</w:t>
+              <w:t>________</w:t>
             </w:r>
           </w:p>
         </w:tc>
